--- a/Ứng dụng trí tuệ nhân tạo KHMT K23A-20260805T083400Z-1-001/03_GenAI_SoftwareDevelopment_requirements-specification.docx
+++ b/Ứng dụng trí tuệ nhân tạo KHMT K23A-20260805T083400Z-1-001/03_GenAI_SoftwareDevelopment_requirements-specification.docx
@@ -2174,25 +2174,8 @@
             <w:tcBorders/>
           </w:tcPr>
           <w:p>
-            <w:pPr>
-              <w:pStyle w:val="Normal"/>
-              <w:widowControl/>
-              <w:spacing w:lineRule="auto" w:line="240" w:before="0" w:after="120"/>
-              <w:jc w:val="start"/>
-              <w:rPr>
-                <w:rFonts w:ascii="Times New Roman" w:hAnsi="Times New Roman" w:cs="Times New Roman"/>
-                <w:sz w:val="26"/>
-                <w:szCs w:val="26"/>
-              </w:rPr>
-            </w:pPr>
-            <w:r>
-              <w:rPr>
-                <w:rFonts w:eastAsia="Calibri" w:cs="Times New Roman" w:ascii="Times New Roman" w:hAnsi="Times New Roman"/>
-                <w:kern w:val="0"/>
-                <w:sz w:val="26"/>
-                <w:szCs w:val="26"/>
-                <w:lang w:val="en-US" w:eastAsia="en-US" w:bidi="ar-SA"/>
-              </w:rPr>
+            <w:r>
+              <w:t>1</w:t>
             </w:r>
           </w:p>
         </w:tc>
@@ -2202,25 +2185,8 @@
             <w:tcBorders/>
           </w:tcPr>
           <w:p>
-            <w:pPr>
-              <w:pStyle w:val="Normal"/>
-              <w:widowControl/>
-              <w:spacing w:lineRule="auto" w:line="240" w:before="0" w:after="120"/>
-              <w:jc w:val="start"/>
-              <w:rPr>
-                <w:rFonts w:ascii="Times New Roman" w:hAnsi="Times New Roman" w:cs="Times New Roman"/>
-                <w:sz w:val="26"/>
-                <w:szCs w:val="26"/>
-              </w:rPr>
-            </w:pPr>
-            <w:r>
-              <w:rPr>
-                <w:rFonts w:eastAsia="Calibri" w:cs="Times New Roman" w:ascii="Times New Roman" w:hAnsi="Times New Roman"/>
-                <w:kern w:val="0"/>
-                <w:sz w:val="26"/>
-                <w:szCs w:val="26"/>
-                <w:lang w:val="en-US" w:eastAsia="en-US" w:bidi="ar-SA"/>
-              </w:rPr>
+            <w:r>
+              <w:t>PropTech</w:t>
             </w:r>
           </w:p>
         </w:tc>
@@ -2230,25 +2196,8 @@
             <w:tcBorders/>
           </w:tcPr>
           <w:p>
-            <w:pPr>
-              <w:pStyle w:val="Normal"/>
-              <w:widowControl/>
-              <w:spacing w:lineRule="auto" w:line="240" w:before="0" w:after="120"/>
-              <w:jc w:val="start"/>
-              <w:rPr>
-                <w:rFonts w:ascii="Times New Roman" w:hAnsi="Times New Roman" w:cs="Times New Roman"/>
-                <w:sz w:val="26"/>
-                <w:szCs w:val="26"/>
-              </w:rPr>
-            </w:pPr>
-            <w:r>
-              <w:rPr>
-                <w:rFonts w:eastAsia="Calibri" w:cs="Times New Roman" w:ascii="Times New Roman" w:hAnsi="Times New Roman"/>
-                <w:kern w:val="0"/>
-                <w:sz w:val="26"/>
-                <w:szCs w:val="26"/>
-                <w:lang w:val="en-US" w:eastAsia="en-US" w:bidi="ar-SA"/>
-              </w:rPr>
+            <w:r>
+              <w:t>Property Technology — Ứng dụng công nghệ thông tin vào bất động sản.</w:t>
             </w:r>
           </w:p>
         </w:tc>
@@ -2258,25 +2207,8 @@
             <w:tcBorders/>
           </w:tcPr>
           <w:p>
-            <w:pPr>
-              <w:pStyle w:val="Normal"/>
-              <w:widowControl/>
-              <w:spacing w:lineRule="auto" w:line="240" w:before="0" w:after="120"/>
-              <w:jc w:val="start"/>
-              <w:rPr>
-                <w:rFonts w:ascii="Times New Roman" w:hAnsi="Times New Roman" w:cs="Times New Roman"/>
-                <w:sz w:val="26"/>
-                <w:szCs w:val="26"/>
-              </w:rPr>
-            </w:pPr>
-            <w:r>
-              <w:rPr>
-                <w:rFonts w:eastAsia="Calibri" w:cs="Times New Roman" w:ascii="Times New Roman" w:hAnsi="Times New Roman"/>
-                <w:kern w:val="0"/>
-                <w:sz w:val="26"/>
-                <w:szCs w:val="26"/>
-                <w:lang w:val="en-US" w:eastAsia="en-US" w:bidi="ar-SA"/>
-              </w:rPr>
+            <w:r>
+              <w:t>Khái niệm ngành</w:t>
             </w:r>
           </w:p>
         </w:tc>
@@ -2289,25 +2221,8 @@
             <w:tcBorders/>
           </w:tcPr>
           <w:p>
-            <w:pPr>
-              <w:pStyle w:val="Normal"/>
-              <w:widowControl/>
-              <w:spacing w:lineRule="auto" w:line="240" w:before="0" w:after="120"/>
-              <w:jc w:val="start"/>
-              <w:rPr>
-                <w:rFonts w:ascii="Times New Roman" w:hAnsi="Times New Roman" w:cs="Times New Roman"/>
-                <w:sz w:val="26"/>
-                <w:szCs w:val="26"/>
-              </w:rPr>
-            </w:pPr>
-            <w:r>
-              <w:rPr>
-                <w:rFonts w:eastAsia="Calibri" w:cs="Times New Roman" w:ascii="Times New Roman" w:hAnsi="Times New Roman"/>
-                <w:kern w:val="0"/>
-                <w:sz w:val="26"/>
-                <w:szCs w:val="26"/>
-                <w:lang w:val="en-US" w:eastAsia="en-US" w:bidi="ar-SA"/>
-              </w:rPr>
+            <w:r>
+              <w:t>2</w:t>
             </w:r>
           </w:p>
         </w:tc>
@@ -2317,25 +2232,8 @@
             <w:tcBorders/>
           </w:tcPr>
           <w:p>
-            <w:pPr>
-              <w:pStyle w:val="Normal"/>
-              <w:widowControl/>
-              <w:spacing w:lineRule="auto" w:line="240" w:before="0" w:after="120"/>
-              <w:jc w:val="start"/>
-              <w:rPr>
-                <w:rFonts w:ascii="Times New Roman" w:hAnsi="Times New Roman" w:cs="Times New Roman"/>
-                <w:sz w:val="26"/>
-                <w:szCs w:val="26"/>
-              </w:rPr>
-            </w:pPr>
-            <w:r>
-              <w:rPr>
-                <w:rFonts w:eastAsia="Calibri" w:cs="Times New Roman" w:ascii="Times New Roman" w:hAnsi="Times New Roman"/>
-                <w:kern w:val="0"/>
-                <w:sz w:val="26"/>
-                <w:szCs w:val="26"/>
-                <w:lang w:val="en-US" w:eastAsia="en-US" w:bidi="ar-SA"/>
-              </w:rPr>
+            <w:r>
+              <w:t>True Cost</w:t>
             </w:r>
           </w:p>
         </w:tc>
@@ -2345,25 +2243,8 @@
             <w:tcBorders/>
           </w:tcPr>
           <w:p>
-            <w:pPr>
-              <w:pStyle w:val="Normal"/>
-              <w:widowControl/>
-              <w:spacing w:lineRule="auto" w:line="240" w:before="0" w:after="120"/>
-              <w:jc w:val="start"/>
-              <w:rPr>
-                <w:rFonts w:ascii="Times New Roman" w:hAnsi="Times New Roman" w:cs="Times New Roman"/>
-                <w:sz w:val="26"/>
-                <w:szCs w:val="26"/>
-              </w:rPr>
-            </w:pPr>
-            <w:r>
-              <w:rPr>
-                <w:rFonts w:eastAsia="Calibri" w:cs="Times New Roman" w:ascii="Times New Roman" w:hAnsi="Times New Roman"/>
-                <w:kern w:val="0"/>
-                <w:sz w:val="26"/>
-                <w:szCs w:val="26"/>
-                <w:lang w:val="en-US" w:eastAsia="en-US" w:bidi="ar-SA"/>
-              </w:rPr>
+            <w:r>
+              <w:t>Tổng chi phí thực tế hàng tháng = Tiền thuê gốc + Phí quản lý + Gửi xe + Điện nước + Internet.</w:t>
             </w:r>
           </w:p>
         </w:tc>
@@ -2373,25 +2254,8 @@
             <w:tcBorders/>
           </w:tcPr>
           <w:p>
-            <w:pPr>
-              <w:pStyle w:val="Normal"/>
-              <w:widowControl/>
-              <w:spacing w:lineRule="auto" w:line="240" w:before="0" w:after="120"/>
-              <w:jc w:val="start"/>
-              <w:rPr>
-                <w:rFonts w:ascii="Times New Roman" w:hAnsi="Times New Roman" w:cs="Times New Roman"/>
-                <w:sz w:val="26"/>
-                <w:szCs w:val="26"/>
-              </w:rPr>
-            </w:pPr>
-            <w:r>
-              <w:rPr>
-                <w:rFonts w:eastAsia="Calibri" w:cs="Times New Roman" w:ascii="Times New Roman" w:hAnsi="Times New Roman"/>
-                <w:kern w:val="0"/>
-                <w:sz w:val="26"/>
-                <w:szCs w:val="26"/>
-                <w:lang w:val="en-US" w:eastAsia="en-US" w:bidi="ar-SA"/>
-              </w:rPr>
+            <w:r>
+              <w:t>Nghiệp vụ cốt lưỡii</w:t>
             </w:r>
           </w:p>
         </w:tc>
@@ -2404,25 +2268,8 @@
             <w:tcBorders/>
           </w:tcPr>
           <w:p>
-            <w:pPr>
-              <w:pStyle w:val="Normal"/>
-              <w:widowControl/>
-              <w:spacing w:lineRule="auto" w:line="240" w:before="0" w:after="120"/>
-              <w:jc w:val="start"/>
-              <w:rPr>
-                <w:rFonts w:ascii="Times New Roman" w:hAnsi="Times New Roman" w:cs="Times New Roman"/>
-                <w:sz w:val="26"/>
-                <w:szCs w:val="26"/>
-              </w:rPr>
-            </w:pPr>
-            <w:r>
-              <w:rPr>
-                <w:rFonts w:eastAsia="Calibri" w:cs="Times New Roman" w:ascii="Times New Roman" w:hAnsi="Times New Roman"/>
-                <w:kern w:val="0"/>
-                <w:sz w:val="26"/>
-                <w:szCs w:val="26"/>
-                <w:lang w:val="en-US" w:eastAsia="en-US" w:bidi="ar-SA"/>
-              </w:rPr>
+            <w:r>
+              <w:t>3</w:t>
             </w:r>
           </w:p>
         </w:tc>
@@ -2432,25 +2279,8 @@
             <w:tcBorders/>
           </w:tcPr>
           <w:p>
-            <w:pPr>
-              <w:pStyle w:val="Normal"/>
-              <w:widowControl/>
-              <w:spacing w:lineRule="auto" w:line="240" w:before="0" w:after="120"/>
-              <w:jc w:val="start"/>
-              <w:rPr>
-                <w:rFonts w:ascii="Times New Roman" w:hAnsi="Times New Roman" w:cs="Times New Roman"/>
-                <w:sz w:val="26"/>
-                <w:szCs w:val="26"/>
-              </w:rPr>
-            </w:pPr>
-            <w:r>
-              <w:rPr>
-                <w:rFonts w:eastAsia="Calibri" w:cs="Times New Roman" w:ascii="Times New Roman" w:hAnsi="Times New Roman"/>
-                <w:kern w:val="0"/>
-                <w:sz w:val="26"/>
-                <w:szCs w:val="26"/>
-                <w:lang w:val="en-US" w:eastAsia="en-US" w:bidi="ar-SA"/>
-              </w:rPr>
+            <w:r>
+              <w:t>PCCC (QCVN 06)</w:t>
             </w:r>
           </w:p>
         </w:tc>
@@ -2460,25 +2290,8 @@
             <w:tcBorders/>
           </w:tcPr>
           <w:p>
-            <w:pPr>
-              <w:pStyle w:val="Normal"/>
-              <w:widowControl/>
-              <w:spacing w:lineRule="auto" w:line="240" w:before="0" w:after="120"/>
-              <w:jc w:val="start"/>
-              <w:rPr>
-                <w:rFonts w:ascii="Times New Roman" w:hAnsi="Times New Roman" w:cs="Times New Roman"/>
-                <w:sz w:val="26"/>
-                <w:szCs w:val="26"/>
-              </w:rPr>
-            </w:pPr>
-            <w:r>
-              <w:rPr>
-                <w:rFonts w:eastAsia="Calibri" w:cs="Times New Roman" w:ascii="Times New Roman" w:hAnsi="Times New Roman"/>
-                <w:kern w:val="0"/>
-                <w:sz w:val="26"/>
-                <w:szCs w:val="26"/>
-                <w:lang w:val="en-US" w:eastAsia="en-US" w:bidi="ar-SA"/>
-              </w:rPr>
+            <w:r>
+              <w:t>Quy chuẩn kỹ thuật quốc gia về an toàn cháy cho nhà và công trình (QCVN 06:2022/BXD).</w:t>
             </w:r>
           </w:p>
         </w:tc>
@@ -2488,25 +2301,134 @@
             <w:tcBorders/>
           </w:tcPr>
           <w:p>
-            <w:pPr>
-              <w:pStyle w:val="Normal"/>
-              <w:widowControl/>
-              <w:spacing w:lineRule="auto" w:line="240" w:before="0" w:after="120"/>
-              <w:jc w:val="start"/>
-              <w:rPr>
-                <w:rFonts w:ascii="Times New Roman" w:hAnsi="Times New Roman" w:cs="Times New Roman"/>
-                <w:sz w:val="26"/>
-                <w:szCs w:val="26"/>
-              </w:rPr>
-            </w:pPr>
-            <w:r>
-              <w:rPr>
-                <w:rFonts w:eastAsia="Calibri" w:cs="Times New Roman" w:ascii="Times New Roman" w:hAnsi="Times New Roman"/>
-                <w:kern w:val="0"/>
-                <w:sz w:val="26"/>
-                <w:szCs w:val="26"/>
-                <w:lang w:val="en-US" w:eastAsia="en-US" w:bidi="ar-SA"/>
-              </w:rPr>
+            <w:r>
+              <w:t>Quy chuẩn an toàn</w:t>
+            </w:r>
+          </w:p>
+        </w:tc>
+      </w:tr>
+      <w:tr>
+        <w:tc>
+          <w:tcPr>
+            <w:tcW w:type="dxa" w:w="707"/>
+          </w:tcPr>
+          <w:p>
+            <w:r>
+              <w:t>4</w:t>
+            </w:r>
+          </w:p>
+        </w:tc>
+        <w:tc>
+          <w:tcPr>
+            <w:tcW w:type="dxa" w:w="3824"/>
+          </w:tcPr>
+          <w:p>
+            <w:r>
+              <w:t>Escrow</w:t>
+            </w:r>
+          </w:p>
+        </w:tc>
+        <w:tc>
+          <w:tcPr>
+            <w:tcW w:type="dxa" w:w="2234"/>
+          </w:tcPr>
+          <w:p>
+            <w:r>
+              <w:t>Cơ chế tạm giữ tiền ký quỹ bảo chứng giao dịch thông qua bên thứ ba trung gian an toàn.</w:t>
+            </w:r>
+          </w:p>
+        </w:tc>
+        <w:tc>
+          <w:tcPr>
+            <w:tcW w:type="dxa" w:w="2296"/>
+          </w:tcPr>
+          <w:p>
+            <w:r>
+              <w:t>Bảo vệ tiền cọc</w:t>
+            </w:r>
+          </w:p>
+        </w:tc>
+      </w:tr>
+      <w:tr>
+        <w:tc>
+          <w:tcPr>
+            <w:tcW w:type="dxa" w:w="707"/>
+          </w:tcPr>
+          <w:p>
+            <w:r>
+              <w:t>5</w:t>
+            </w:r>
+          </w:p>
+        </w:tc>
+        <w:tc>
+          <w:tcPr>
+            <w:tcW w:type="dxa" w:w="3824"/>
+          </w:tcPr>
+          <w:p>
+            <w:r>
+              <w:t>Trust Score</w:t>
+            </w:r>
+          </w:p>
+        </w:tc>
+        <w:tc>
+          <w:tcPr>
+            <w:tcW w:type="dxa" w:w="2234"/>
+          </w:tcPr>
+          <w:p>
+            <w:r>
+              <w:t>Điểm tín nhiệm chủ nhà được tính toán tự động trên thang 1.0 - 5.0★ từ dữ liệu giao dịch.</w:t>
+            </w:r>
+          </w:p>
+        </w:tc>
+        <w:tc>
+          <w:tcPr>
+            <w:tcW w:type="dxa" w:w="2296"/>
+          </w:tcPr>
+          <w:p>
+            <w:r>
+              <w:t>Minh bạch sàn</w:t>
+            </w:r>
+          </w:p>
+        </w:tc>
+      </w:tr>
+      <w:tr>
+        <w:tc>
+          <w:tcPr>
+            <w:tcW w:type="dxa" w:w="707"/>
+          </w:tcPr>
+          <w:p>
+            <w:r>
+              <w:t>6</w:t>
+            </w:r>
+          </w:p>
+        </w:tc>
+        <w:tc>
+          <w:tcPr>
+            <w:tcW w:type="dxa" w:w="3824"/>
+          </w:tcPr>
+          <w:p>
+            <w:r>
+              <w:t>GenAI Engine</w:t>
+            </w:r>
+          </w:p>
+        </w:tc>
+        <w:tc>
+          <w:tcPr>
+            <w:tcW w:type="dxa" w:w="2234"/>
+          </w:tcPr>
+          <w:p>
+            <w:r>
+              <w:t>Hệ thống trí tuệ nhân tạo tạo sinh hỗ trợ phân tích ngôn ngữ tự nhiên và thị giác máy tính.</w:t>
+            </w:r>
+          </w:p>
+        </w:tc>
+        <w:tc>
+          <w:tcPr>
+            <w:tcW w:type="dxa" w:w="2296"/>
+          </w:tcPr>
+          <w:p>
+            <w:r>
+              <w:t>Công nghệ AI</w:t>
             </w:r>
           </w:p>
         </w:tc>
@@ -2669,25 +2591,8 @@
             <w:tcBorders/>
           </w:tcPr>
           <w:p>
-            <w:pPr>
-              <w:pStyle w:val="Normal"/>
-              <w:widowControl/>
-              <w:spacing w:lineRule="auto" w:line="240" w:before="0" w:after="120"/>
-              <w:jc w:val="start"/>
-              <w:rPr>
-                <w:rFonts w:ascii="Times New Roman" w:hAnsi="Times New Roman" w:cs="Times New Roman"/>
-                <w:sz w:val="26"/>
-                <w:szCs w:val="26"/>
-              </w:rPr>
-            </w:pPr>
-            <w:r>
-              <w:rPr>
-                <w:rFonts w:eastAsia="Calibri" w:cs="Times New Roman" w:ascii="Times New Roman" w:hAnsi="Times New Roman"/>
-                <w:kern w:val="0"/>
-                <w:sz w:val="26"/>
-                <w:szCs w:val="26"/>
-                <w:lang w:val="en-US" w:eastAsia="en-US" w:bidi="ar-SA"/>
-              </w:rPr>
+            <w:r>
+              <w:t>1</w:t>
             </w:r>
           </w:p>
         </w:tc>
@@ -2697,25 +2602,8 @@
             <w:tcBorders/>
           </w:tcPr>
           <w:p>
-            <w:pPr>
-              <w:pStyle w:val="Normal"/>
-              <w:widowControl/>
-              <w:spacing w:lineRule="auto" w:line="240" w:before="0" w:after="120"/>
-              <w:jc w:val="start"/>
-              <w:rPr>
-                <w:rFonts w:ascii="Times New Roman" w:hAnsi="Times New Roman" w:cs="Times New Roman"/>
-                <w:sz w:val="26"/>
-                <w:szCs w:val="26"/>
-              </w:rPr>
-            </w:pPr>
-            <w:r>
-              <w:rPr>
-                <w:rFonts w:eastAsia="Calibri" w:cs="Times New Roman" w:ascii="Times New Roman" w:hAnsi="Times New Roman"/>
-                <w:kern w:val="0"/>
-                <w:sz w:val="26"/>
-                <w:szCs w:val="26"/>
-                <w:lang w:val="en-US" w:eastAsia="en-US" w:bidi="ar-SA"/>
-              </w:rPr>
+            <w:r>
+              <w:t>Tài liệu Kế hoạch Phát triển Dự án 9 Tuần (01_project-plan.docx)</w:t>
             </w:r>
           </w:p>
         </w:tc>
@@ -2725,25 +2613,8 @@
             <w:tcBorders/>
           </w:tcPr>
           <w:p>
-            <w:pPr>
-              <w:pStyle w:val="Normal"/>
-              <w:widowControl/>
-              <w:spacing w:lineRule="auto" w:line="240" w:before="0" w:after="120"/>
-              <w:jc w:val="start"/>
-              <w:rPr>
-                <w:rFonts w:ascii="Times New Roman" w:hAnsi="Times New Roman" w:cs="Times New Roman"/>
-                <w:sz w:val="26"/>
-                <w:szCs w:val="26"/>
-              </w:rPr>
-            </w:pPr>
-            <w:r>
-              <w:rPr>
-                <w:rFonts w:eastAsia="Calibri" w:cs="Times New Roman" w:ascii="Times New Roman" w:hAnsi="Times New Roman"/>
-                <w:kern w:val="0"/>
-                <w:sz w:val="26"/>
-                <w:szCs w:val="26"/>
-                <w:lang w:val="en-US" w:eastAsia="en-US" w:bidi="ar-SA"/>
-              </w:rPr>
+            <w:r>
+              <w:t>Nhóm sinh viên thực hiện</w:t>
             </w:r>
           </w:p>
         </w:tc>
@@ -2756,25 +2627,8 @@
             <w:tcBorders/>
           </w:tcPr>
           <w:p>
-            <w:pPr>
-              <w:pStyle w:val="Normal"/>
-              <w:widowControl/>
-              <w:spacing w:lineRule="auto" w:line="240" w:before="0" w:after="120"/>
-              <w:jc w:val="start"/>
-              <w:rPr>
-                <w:rFonts w:ascii="Times New Roman" w:hAnsi="Times New Roman" w:cs="Times New Roman"/>
-                <w:sz w:val="26"/>
-                <w:szCs w:val="26"/>
-              </w:rPr>
-            </w:pPr>
-            <w:r>
-              <w:rPr>
-                <w:rFonts w:eastAsia="Calibri" w:cs="Times New Roman" w:ascii="Times New Roman" w:hAnsi="Times New Roman"/>
-                <w:kern w:val="0"/>
-                <w:sz w:val="26"/>
-                <w:szCs w:val="26"/>
-                <w:lang w:val="en-US" w:eastAsia="en-US" w:bidi="ar-SA"/>
-              </w:rPr>
+            <w:r>
+              <w:t>2</w:t>
             </w:r>
           </w:p>
         </w:tc>
@@ -2784,25 +2638,8 @@
             <w:tcBorders/>
           </w:tcPr>
           <w:p>
-            <w:pPr>
-              <w:pStyle w:val="Normal"/>
-              <w:widowControl/>
-              <w:spacing w:lineRule="auto" w:line="240" w:before="0" w:after="120"/>
-              <w:jc w:val="start"/>
-              <w:rPr>
-                <w:rFonts w:ascii="Times New Roman" w:hAnsi="Times New Roman" w:cs="Times New Roman"/>
-                <w:sz w:val="26"/>
-                <w:szCs w:val="26"/>
-              </w:rPr>
-            </w:pPr>
-            <w:r>
-              <w:rPr>
-                <w:rFonts w:eastAsia="Calibri" w:cs="Times New Roman" w:ascii="Times New Roman" w:hAnsi="Times New Roman"/>
-                <w:kern w:val="0"/>
-                <w:sz w:val="26"/>
-                <w:szCs w:val="26"/>
-                <w:lang w:val="en-US" w:eastAsia="en-US" w:bidi="ar-SA"/>
-              </w:rPr>
+            <w:r>
+              <w:t>Tài liệu Thu thập và Khảo sát Yêu cầu Phần mềm (02_requirements-qa.docx)</w:t>
             </w:r>
           </w:p>
         </w:tc>
@@ -2812,25 +2649,8 @@
             <w:tcBorders/>
           </w:tcPr>
           <w:p>
-            <w:pPr>
-              <w:pStyle w:val="Normal"/>
-              <w:widowControl/>
-              <w:spacing w:lineRule="auto" w:line="240" w:before="0" w:after="120"/>
-              <w:jc w:val="start"/>
-              <w:rPr>
-                <w:rFonts w:ascii="Times New Roman" w:hAnsi="Times New Roman" w:cs="Times New Roman"/>
-                <w:sz w:val="26"/>
-                <w:szCs w:val="26"/>
-              </w:rPr>
-            </w:pPr>
-            <w:r>
-              <w:rPr>
-                <w:rFonts w:eastAsia="Calibri" w:cs="Times New Roman" w:ascii="Times New Roman" w:hAnsi="Times New Roman"/>
-                <w:kern w:val="0"/>
-                <w:sz w:val="26"/>
-                <w:szCs w:val="26"/>
-                <w:lang w:val="en-US" w:eastAsia="en-US" w:bidi="ar-SA"/>
-              </w:rPr>
+            <w:r>
+              <w:t>Nhóm sinh viên thực hiện</w:t>
             </w:r>
           </w:p>
         </w:tc>
@@ -2843,25 +2663,8 @@
             <w:tcBorders/>
           </w:tcPr>
           <w:p>
-            <w:pPr>
-              <w:pStyle w:val="Normal"/>
-              <w:widowControl/>
-              <w:spacing w:lineRule="auto" w:line="240" w:before="0" w:after="120"/>
-              <w:jc w:val="start"/>
-              <w:rPr>
-                <w:rFonts w:ascii="Times New Roman" w:hAnsi="Times New Roman" w:cs="Times New Roman"/>
-                <w:sz w:val="26"/>
-                <w:szCs w:val="26"/>
-              </w:rPr>
-            </w:pPr>
-            <w:r>
-              <w:rPr>
-                <w:rFonts w:eastAsia="Calibri" w:cs="Times New Roman" w:ascii="Times New Roman" w:hAnsi="Times New Roman"/>
-                <w:kern w:val="0"/>
-                <w:sz w:val="26"/>
-                <w:szCs w:val="26"/>
-                <w:lang w:val="en-US" w:eastAsia="en-US" w:bidi="ar-SA"/>
-              </w:rPr>
+            <w:r>
+              <w:t>3</w:t>
             </w:r>
           </w:p>
         </w:tc>
@@ -2871,25 +2674,8 @@
             <w:tcBorders/>
           </w:tcPr>
           <w:p>
-            <w:pPr>
-              <w:pStyle w:val="Normal"/>
-              <w:widowControl/>
-              <w:spacing w:lineRule="auto" w:line="240" w:before="0" w:after="120"/>
-              <w:jc w:val="start"/>
-              <w:rPr>
-                <w:rFonts w:ascii="Times New Roman" w:hAnsi="Times New Roman" w:cs="Times New Roman"/>
-                <w:sz w:val="26"/>
-                <w:szCs w:val="26"/>
-              </w:rPr>
-            </w:pPr>
-            <w:r>
-              <w:rPr>
-                <w:rFonts w:eastAsia="Calibri" w:cs="Times New Roman" w:ascii="Times New Roman" w:hAnsi="Times New Roman"/>
-                <w:kern w:val="0"/>
-                <w:sz w:val="26"/>
-                <w:szCs w:val="26"/>
-                <w:lang w:val="en-US" w:eastAsia="en-US" w:bidi="ar-SA"/>
-              </w:rPr>
+            <w:r>
+              <w:t>Quy chuẩn Kỹ thuật Quốc gia về An toàn Cháy (QCVN 06:2022/BXD)</w:t>
             </w:r>
           </w:p>
         </w:tc>
@@ -2899,25 +2685,40 @@
             <w:tcBorders/>
           </w:tcPr>
           <w:p>
-            <w:pPr>
-              <w:pStyle w:val="Normal"/>
-              <w:widowControl/>
-              <w:spacing w:lineRule="auto" w:line="240" w:before="0" w:after="120"/>
-              <w:jc w:val="start"/>
-              <w:rPr>
-                <w:rFonts w:ascii="Times New Roman" w:hAnsi="Times New Roman" w:cs="Times New Roman"/>
-                <w:sz w:val="26"/>
-                <w:szCs w:val="26"/>
-              </w:rPr>
-            </w:pPr>
-            <w:r>
-              <w:rPr>
-                <w:rFonts w:eastAsia="Calibri" w:cs="Times New Roman" w:ascii="Times New Roman" w:hAnsi="Times New Roman"/>
-                <w:kern w:val="0"/>
-                <w:sz w:val="26"/>
-                <w:szCs w:val="26"/>
-                <w:lang w:val="en-US" w:eastAsia="en-US" w:bidi="ar-SA"/>
-              </w:rPr>
+            <w:r>
+              <w:t>Bộ Xây Dựng ban hành</w:t>
+            </w:r>
+          </w:p>
+        </w:tc>
+      </w:tr>
+      <w:tr>
+        <w:tc>
+          <w:tcPr>
+            <w:tcW w:type="dxa" w:w="707"/>
+          </w:tcPr>
+          <w:p>
+            <w:r>
+              <w:t>4</w:t>
+            </w:r>
+          </w:p>
+        </w:tc>
+        <w:tc>
+          <w:tcPr>
+            <w:tcW w:type="dxa" w:w="6038"/>
+          </w:tcPr>
+          <w:p>
+            <w:r>
+              <w:t>Nghiên cứu Sản phẩm HAVEN PropTech Suite (Part 1, 2, 3)</w:t>
+            </w:r>
+          </w:p>
+        </w:tc>
+        <w:tc>
+          <w:tcPr>
+            <w:tcW w:type="dxa" w:w="2316"/>
+          </w:tcPr>
+          <w:p>
+            <w:r>
+              <w:t>Kiến trúc sư hệ thống</w:t>
             </w:r>
           </w:p>
         </w:tc>
@@ -3218,25 +3019,8 @@
             <w:tcBorders/>
           </w:tcPr>
           <w:p>
-            <w:pPr>
-              <w:pStyle w:val="Normal"/>
-              <w:widowControl/>
-              <w:spacing w:lineRule="auto" w:line="240" w:before="0" w:after="120"/>
-              <w:jc w:val="start"/>
-              <w:rPr>
-                <w:rFonts w:ascii="Times New Roman" w:hAnsi="Times New Roman" w:cs="Times New Roman"/>
-                <w:sz w:val="26"/>
-                <w:szCs w:val="26"/>
-              </w:rPr>
-            </w:pPr>
-            <w:r>
-              <w:rPr>
-                <w:rFonts w:eastAsia="Calibri" w:cs="Times New Roman" w:ascii="Times New Roman" w:hAnsi="Times New Roman"/>
-                <w:kern w:val="0"/>
-                <w:sz w:val="26"/>
-                <w:szCs w:val="26"/>
-                <w:lang w:val="en-US" w:eastAsia="en-US" w:bidi="ar-SA"/>
-              </w:rPr>
+            <w:r>
+              <w:t>1</w:t>
             </w:r>
           </w:p>
         </w:tc>
@@ -3246,25 +3030,8 @@
             <w:tcBorders/>
           </w:tcPr>
           <w:p>
-            <w:pPr>
-              <w:pStyle w:val="Normal"/>
-              <w:widowControl/>
-              <w:spacing w:lineRule="auto" w:line="240" w:before="0" w:after="120"/>
-              <w:jc w:val="start"/>
-              <w:rPr>
-                <w:rFonts w:ascii="Times New Roman" w:hAnsi="Times New Roman" w:cs="Times New Roman"/>
-                <w:sz w:val="26"/>
-                <w:szCs w:val="26"/>
-              </w:rPr>
-            </w:pPr>
-            <w:r>
-              <w:rPr>
-                <w:rFonts w:eastAsia="Calibri" w:cs="Times New Roman" w:ascii="Times New Roman" w:hAnsi="Times New Roman"/>
-                <w:kern w:val="0"/>
-                <w:sz w:val="26"/>
-                <w:szCs w:val="26"/>
-                <w:lang w:val="en-US" w:eastAsia="en-US" w:bidi="ar-SA"/>
-              </w:rPr>
+            <w:r>
+              <w:t>Người Thuê (Tenant)</w:t>
             </w:r>
           </w:p>
         </w:tc>
@@ -3274,25 +3041,8 @@
             <w:tcBorders/>
           </w:tcPr>
           <w:p>
-            <w:pPr>
-              <w:pStyle w:val="Normal"/>
-              <w:widowControl/>
-              <w:spacing w:lineRule="auto" w:line="240" w:before="0" w:after="120"/>
-              <w:jc w:val="start"/>
-              <w:rPr>
-                <w:rFonts w:ascii="Times New Roman" w:hAnsi="Times New Roman" w:cs="Times New Roman"/>
-                <w:sz w:val="26"/>
-                <w:szCs w:val="26"/>
-              </w:rPr>
-            </w:pPr>
-            <w:r>
-              <w:rPr>
-                <w:rFonts w:eastAsia="Calibri" w:cs="Times New Roman" w:ascii="Times New Roman" w:hAnsi="Times New Roman"/>
-                <w:kern w:val="0"/>
-                <w:sz w:val="26"/>
-                <w:szCs w:val="26"/>
-                <w:lang w:val="en-US" w:eastAsia="en-US" w:bidi="ar-SA"/>
-              </w:rPr>
+            <w:r>
+              <w:t>Người dùng cá nhân tìm kiếm, so sánh và thuê căn hộ.</w:t>
             </w:r>
           </w:p>
         </w:tc>
@@ -3305,25 +3055,8 @@
             <w:tcBorders/>
           </w:tcPr>
           <w:p>
-            <w:pPr>
-              <w:pStyle w:val="Normal"/>
-              <w:widowControl/>
-              <w:spacing w:lineRule="auto" w:line="240" w:before="0" w:after="120"/>
-              <w:jc w:val="start"/>
-              <w:rPr>
-                <w:rFonts w:ascii="Times New Roman" w:hAnsi="Times New Roman" w:cs="Times New Roman"/>
-                <w:sz w:val="26"/>
-                <w:szCs w:val="26"/>
-              </w:rPr>
-            </w:pPr>
-            <w:r>
-              <w:rPr>
-                <w:rFonts w:eastAsia="Calibri" w:cs="Times New Roman" w:ascii="Times New Roman" w:hAnsi="Times New Roman"/>
-                <w:kern w:val="0"/>
-                <w:sz w:val="26"/>
-                <w:szCs w:val="26"/>
-                <w:lang w:val="en-US" w:eastAsia="en-US" w:bidi="ar-SA"/>
-              </w:rPr>
+            <w:r>
+              <w:t>2</w:t>
             </w:r>
           </w:p>
         </w:tc>
@@ -3333,25 +3066,8 @@
             <w:tcBorders/>
           </w:tcPr>
           <w:p>
-            <w:pPr>
-              <w:pStyle w:val="Normal"/>
-              <w:widowControl/>
-              <w:spacing w:lineRule="auto" w:line="240" w:before="0" w:after="120"/>
-              <w:jc w:val="start"/>
-              <w:rPr>
-                <w:rFonts w:ascii="Times New Roman" w:hAnsi="Times New Roman" w:cs="Times New Roman"/>
-                <w:sz w:val="26"/>
-                <w:szCs w:val="26"/>
-              </w:rPr>
-            </w:pPr>
-            <w:r>
-              <w:rPr>
-                <w:rFonts w:eastAsia="Calibri" w:cs="Times New Roman" w:ascii="Times New Roman" w:hAnsi="Times New Roman"/>
-                <w:kern w:val="0"/>
-                <w:sz w:val="26"/>
-                <w:szCs w:val="26"/>
-                <w:lang w:val="en-US" w:eastAsia="en-US" w:bidi="ar-SA"/>
-              </w:rPr>
+            <w:r>
+              <w:t>Chủ Nhà (Landlord)</w:t>
             </w:r>
           </w:p>
         </w:tc>
@@ -3361,25 +3077,8 @@
             <w:tcBorders/>
           </w:tcPr>
           <w:p>
-            <w:pPr>
-              <w:pStyle w:val="Normal"/>
-              <w:widowControl/>
-              <w:spacing w:lineRule="auto" w:line="240" w:before="0" w:after="120"/>
-              <w:jc w:val="start"/>
-              <w:rPr>
-                <w:rFonts w:ascii="Times New Roman" w:hAnsi="Times New Roman" w:cs="Times New Roman"/>
-                <w:sz w:val="26"/>
-                <w:szCs w:val="26"/>
-              </w:rPr>
-            </w:pPr>
-            <w:r>
-              <w:rPr>
-                <w:rFonts w:eastAsia="Calibri" w:cs="Times New Roman" w:ascii="Times New Roman" w:hAnsi="Times New Roman"/>
-                <w:kern w:val="0"/>
-                <w:sz w:val="26"/>
-                <w:szCs w:val="26"/>
-                <w:lang w:val="en-US" w:eastAsia="en-US" w:bidi="ar-SA"/>
-              </w:rPr>
+            <w:r>
+              <w:t>Chủ sở hữu hoặc nhà quản lý căn hộ cho thuê.</w:t>
             </w:r>
           </w:p>
         </w:tc>
@@ -3392,25 +3091,8 @@
             <w:tcBorders/>
           </w:tcPr>
           <w:p>
-            <w:pPr>
-              <w:pStyle w:val="Normal"/>
-              <w:widowControl/>
-              <w:spacing w:lineRule="auto" w:line="240" w:before="0" w:after="120"/>
-              <w:jc w:val="start"/>
-              <w:rPr>
-                <w:rFonts w:ascii="Times New Roman" w:hAnsi="Times New Roman" w:cs="Times New Roman"/>
-                <w:sz w:val="26"/>
-                <w:szCs w:val="26"/>
-              </w:rPr>
-            </w:pPr>
-            <w:r>
-              <w:rPr>
-                <w:rFonts w:eastAsia="Calibri" w:cs="Times New Roman" w:ascii="Times New Roman" w:hAnsi="Times New Roman"/>
-                <w:kern w:val="0"/>
-                <w:sz w:val="26"/>
-                <w:szCs w:val="26"/>
-                <w:lang w:val="en-US" w:eastAsia="en-US" w:bidi="ar-SA"/>
-              </w:rPr>
+            <w:r>
+              <w:t>3</w:t>
             </w:r>
           </w:p>
         </w:tc>
@@ -3420,25 +3102,8 @@
             <w:tcBorders/>
           </w:tcPr>
           <w:p>
-            <w:pPr>
-              <w:pStyle w:val="Normal"/>
-              <w:widowControl/>
-              <w:spacing w:lineRule="auto" w:line="240" w:before="0" w:after="120"/>
-              <w:jc w:val="start"/>
-              <w:rPr>
-                <w:rFonts w:ascii="Times New Roman" w:hAnsi="Times New Roman" w:cs="Times New Roman"/>
-                <w:sz w:val="26"/>
-                <w:szCs w:val="26"/>
-              </w:rPr>
-            </w:pPr>
-            <w:r>
-              <w:rPr>
-                <w:rFonts w:eastAsia="Calibri" w:cs="Times New Roman" w:ascii="Times New Roman" w:hAnsi="Times New Roman"/>
-                <w:kern w:val="0"/>
-                <w:sz w:val="26"/>
-                <w:szCs w:val="26"/>
-                <w:lang w:val="en-US" w:eastAsia="en-US" w:bidi="ar-SA"/>
-              </w:rPr>
+            <w:r>
+              <w:t>Cư Dân (Resident)</w:t>
             </w:r>
           </w:p>
         </w:tc>
@@ -3448,25 +3113,72 @@
             <w:tcBorders/>
           </w:tcPr>
           <w:p>
-            <w:pPr>
-              <w:pStyle w:val="Normal"/>
-              <w:widowControl/>
-              <w:spacing w:lineRule="auto" w:line="240" w:before="0" w:after="120"/>
-              <w:jc w:val="start"/>
-              <w:rPr>
-                <w:rFonts w:ascii="Times New Roman" w:hAnsi="Times New Roman" w:cs="Times New Roman"/>
-                <w:sz w:val="26"/>
-                <w:szCs w:val="26"/>
-              </w:rPr>
-            </w:pPr>
-            <w:r>
-              <w:rPr>
-                <w:rFonts w:eastAsia="Calibri" w:cs="Times New Roman" w:ascii="Times New Roman" w:hAnsi="Times New Roman"/>
-                <w:kern w:val="0"/>
-                <w:sz w:val="26"/>
-                <w:szCs w:val="26"/>
-                <w:lang w:val="en-US" w:eastAsia="en-US" w:bidi="ar-SA"/>
-              </w:rPr>
+            <w:r>
+              <w:t>Người đang sinh sống thực tế tại căn hộ.</w:t>
+            </w:r>
+          </w:p>
+        </w:tc>
+      </w:tr>
+      <w:tr>
+        <w:tc>
+          <w:tcPr>
+            <w:tcW w:type="dxa" w:w="1904"/>
+          </w:tcPr>
+          <w:p>
+            <w:r>
+              <w:t>4</w:t>
+            </w:r>
+          </w:p>
+        </w:tc>
+        <w:tc>
+          <w:tcPr>
+            <w:tcW w:type="dxa" w:w="4634"/>
+          </w:tcPr>
+          <w:p>
+            <w:r>
+              <w:t>Quản Trị Sàn (Admin)</w:t>
+            </w:r>
+          </w:p>
+        </w:tc>
+        <w:tc>
+          <w:tcPr>
+            <w:tcW w:type="dxa" w:w="2533"/>
+          </w:tcPr>
+          <w:p>
+            <w:r>
+              <w:t>Đội ngũ vận hành và kiểm duyệt của sàn HAVEN.</w:t>
+            </w:r>
+          </w:p>
+        </w:tc>
+      </w:tr>
+      <w:tr>
+        <w:tc>
+          <w:tcPr>
+            <w:tcW w:type="dxa" w:w="1904"/>
+          </w:tcPr>
+          <w:p>
+            <w:r>
+              <w:t>5</w:t>
+            </w:r>
+          </w:p>
+        </w:tc>
+        <w:tc>
+          <w:tcPr>
+            <w:tcW w:type="dxa" w:w="4634"/>
+          </w:tcPr>
+          <w:p>
+            <w:r>
+              <w:t>Hệ Thống GenAI</w:t>
+            </w:r>
+          </w:p>
+        </w:tc>
+        <w:tc>
+          <w:tcPr>
+            <w:tcW w:type="dxa" w:w="2533"/>
+          </w:tcPr>
+          <w:p>
+            <w:r>
+              <w:t>Dịch vụ AI tích hợp xử lý NLP và Computer Vision.</w:t>
             </w:r>
           </w:p>
         </w:tc>
@@ -3728,97 +3440,30 @@
             <w:tcBorders/>
           </w:tcPr>
           <w:p>
-            <w:pPr>
-              <w:pStyle w:val="Normal"/>
-              <w:widowControl/>
-              <w:spacing w:lineRule="auto" w:line="240" w:before="0" w:after="120"/>
-              <w:jc w:val="start"/>
-              <w:rPr>
-                <w:rFonts w:ascii="Times New Roman" w:hAnsi="Times New Roman" w:cs="Times New Roman"/>
-                <w:i/>
-                <w:sz w:val="26"/>
-                <w:szCs w:val="26"/>
-              </w:rPr>
-            </w:pPr>
-            <w:r>
-              <w:rPr>
-                <w:rFonts w:eastAsia="Calibri" w:cs="Times New Roman" w:ascii="Times New Roman" w:hAnsi="Times New Roman"/>
-                <w:i/>
-                <w:color w:val="0000FF"/>
-                <w:kern w:val="0"/>
-                <w:sz w:val="26"/>
-                <w:szCs w:val="26"/>
-                <w:lang w:val="en-US" w:eastAsia="en-US" w:bidi="ar-SA"/>
-              </w:rPr>
+            <w:r>
+              <w:t>1</w:t>
+            </w:r>
+          </w:p>
+        </w:tc>
+        <w:tc>
+          <w:tcPr>
+            <w:tcW w:w="1709" w:type="dxa"/>
+            <w:tcBorders/>
+          </w:tcPr>
+          <w:p>
+            <w:r>
               <w:t>UC001</w:t>
             </w:r>
           </w:p>
         </w:tc>
         <w:tc>
           <w:tcPr>
-            <w:tcW w:w="1709" w:type="dxa"/>
-            <w:tcBorders/>
-          </w:tcPr>
-          <w:p>
-            <w:pPr>
-              <w:pStyle w:val="Normal"/>
-              <w:widowControl/>
-              <w:spacing w:lineRule="auto" w:line="240" w:before="0" w:after="120"/>
-              <w:jc w:val="start"/>
-              <w:rPr>
-                <w:rFonts w:ascii="Times New Roman" w:hAnsi="Times New Roman" w:cs="Times New Roman"/>
-                <w:i/>
-                <w:color w:val="0000FF"/>
-                <w:sz w:val="26"/>
-                <w:szCs w:val="26"/>
-              </w:rPr>
-            </w:pPr>
-            <w:r>
-              <w:rPr>
-                <w:rFonts w:eastAsia="Calibri" w:cs="Times New Roman" w:ascii="Times New Roman" w:hAnsi="Times New Roman"/>
-                <w:i/>
-                <w:color w:val="0000FF"/>
-                <w:kern w:val="0"/>
-                <w:sz w:val="26"/>
-                <w:szCs w:val="26"/>
-                <w:lang w:val="en-US" w:eastAsia="en-US" w:bidi="ar-SA"/>
-              </w:rPr>
-              <w:t>Tên use case</w:t>
-            </w:r>
-          </w:p>
-        </w:tc>
-        <w:tc>
-          <w:tcPr>
             <w:tcW w:w="3160" w:type="dxa"/>
             <w:tcBorders/>
           </w:tcPr>
           <w:p>
-            <w:pPr>
-              <w:pStyle w:val="StyleTabletextBoldCentered"/>
-              <w:spacing w:lineRule="auto" w:line="240" w:before="0" w:after="120"/>
-              <w:rPr>
-                <w:rFonts w:ascii="Times New Roman" w:hAnsi="Times New Roman"/>
-                <w:b w:val="false"/>
-                <w:bCs w:val="false"/>
-                <w:i/>
-                <w:color w:val="0000FF"/>
-                <w:sz w:val="26"/>
-                <w:szCs w:val="26"/>
-              </w:rPr>
-            </w:pPr>
-            <w:r>
-              <w:rPr>
-                <w:rFonts w:ascii="Times New Roman" w:hAnsi="Times New Roman"/>
-                <w:b w:val="false"/>
-                <w:bCs w:val="false"/>
-                <w:i/>
-                <w:color w:val="0000FF"/>
-                <w:kern w:val="0"/>
-                <w:sz w:val="26"/>
-                <w:szCs w:val="26"/>
-                <w:lang w:val="en-US" w:eastAsia="en-US" w:bidi="ar-SA"/>
-              </w:rPr>
-              <w:t>Mô tả ngắn gọn Use case</w:t>
+            <w:r>
+              <w:t>Tìm kiếm Căn hộ Thông minh &amp; Bản Đồ PCCC/Ngập lụt</w:t>
             </w:r>
           </w:p>
         </w:tc>
@@ -3828,29 +3473,8 @@
             <w:tcBorders/>
           </w:tcPr>
           <w:p>
-            <w:pPr>
-              <w:pStyle w:val="Normal"/>
-              <w:widowControl/>
-              <w:spacing w:lineRule="auto" w:line="240" w:before="0" w:after="120"/>
-              <w:jc w:val="start"/>
-              <w:rPr>
-                <w:rFonts w:ascii="Times New Roman" w:hAnsi="Times New Roman" w:cs="Times New Roman"/>
-                <w:i/>
-                <w:color w:val="0000FF"/>
-                <w:sz w:val="26"/>
-                <w:szCs w:val="26"/>
-              </w:rPr>
-            </w:pPr>
-            <w:r>
-              <w:rPr>
-                <w:rFonts w:eastAsia="Calibri" w:cs="Times New Roman" w:ascii="Times New Roman" w:hAnsi="Times New Roman"/>
-                <w:i/>
-                <w:color w:val="0000FF"/>
-                <w:kern w:val="0"/>
-                <w:sz w:val="26"/>
-                <w:szCs w:val="26"/>
-                <w:lang w:val="en-US" w:eastAsia="en-US" w:bidi="ar-SA"/>
-              </w:rPr>
+            <w:r>
+              <w:t>Người Thuê</w:t>
             </w:r>
           </w:p>
         </w:tc>
@@ -3860,25 +3484,8 @@
             <w:tcBorders/>
           </w:tcPr>
           <w:p>
-            <w:pPr>
-              <w:pStyle w:val="Normal"/>
-              <w:widowControl/>
-              <w:spacing w:lineRule="auto" w:line="240" w:before="0" w:after="120"/>
-              <w:jc w:val="start"/>
-              <w:rPr>
-                <w:rFonts w:ascii="Times New Roman" w:hAnsi="Times New Roman" w:cs="Times New Roman"/>
-                <w:sz w:val="26"/>
-                <w:szCs w:val="26"/>
-              </w:rPr>
-            </w:pPr>
-            <w:r>
-              <w:rPr>
-                <w:rFonts w:eastAsia="Calibri" w:cs="Times New Roman" w:ascii="Times New Roman" w:hAnsi="Times New Roman"/>
-                <w:kern w:val="0"/>
-                <w:sz w:val="26"/>
-                <w:szCs w:val="26"/>
-                <w:lang w:val="en-US" w:eastAsia="en-US" w:bidi="ar-SA"/>
-              </w:rPr>
+            <w:r>
+              <w:t>Cao</w:t>
             </w:r>
           </w:p>
         </w:tc>
@@ -3891,29 +3498,8 @@
             <w:tcBorders/>
           </w:tcPr>
           <w:p>
-            <w:pPr>
-              <w:pStyle w:val="Normal"/>
-              <w:widowControl/>
-              <w:spacing w:lineRule="auto" w:line="240" w:before="0" w:after="120"/>
-              <w:jc w:val="start"/>
-              <w:rPr>
-                <w:rFonts w:ascii="Times New Roman" w:hAnsi="Times New Roman" w:cs="Times New Roman"/>
-                <w:i/>
-                <w:color w:val="0000FF"/>
-                <w:sz w:val="26"/>
-                <w:szCs w:val="26"/>
-              </w:rPr>
-            </w:pPr>
-            <w:r>
-              <w:rPr>
-                <w:rFonts w:eastAsia="Calibri" w:cs="Times New Roman" w:ascii="Times New Roman" w:hAnsi="Times New Roman"/>
-                <w:i/>
-                <w:color w:val="0000FF"/>
-                <w:kern w:val="0"/>
-                <w:sz w:val="26"/>
-                <w:szCs w:val="26"/>
-                <w:lang w:val="en-US" w:eastAsia="en-US" w:bidi="ar-SA"/>
-              </w:rPr>
+            <w:r>
+              <w:t>2</w:t>
             </w:r>
           </w:p>
         </w:tc>
@@ -3923,29 +3509,8 @@
             <w:tcBorders/>
           </w:tcPr>
           <w:p>
-            <w:pPr>
-              <w:pStyle w:val="Normal"/>
-              <w:widowControl/>
-              <w:spacing w:lineRule="auto" w:line="240" w:before="0" w:after="120"/>
-              <w:jc w:val="start"/>
-              <w:rPr>
-                <w:rFonts w:ascii="Times New Roman" w:hAnsi="Times New Roman" w:cs="Times New Roman"/>
-                <w:i/>
-                <w:color w:val="0000FF"/>
-                <w:sz w:val="26"/>
-                <w:szCs w:val="26"/>
-              </w:rPr>
-            </w:pPr>
-            <w:r>
-              <w:rPr>
-                <w:rFonts w:eastAsia="Calibri" w:cs="Times New Roman" w:ascii="Times New Roman" w:hAnsi="Times New Roman"/>
-                <w:i/>
-                <w:color w:val="0000FF"/>
-                <w:kern w:val="0"/>
-                <w:sz w:val="26"/>
-                <w:szCs w:val="26"/>
-                <w:lang w:val="en-US" w:eastAsia="en-US" w:bidi="ar-SA"/>
-              </w:rPr>
+            <w:r>
+              <w:t>UC002</w:t>
             </w:r>
           </w:p>
         </w:tc>
@@ -3955,31 +3520,8 @@
             <w:tcBorders/>
           </w:tcPr>
           <w:p>
-            <w:pPr>
-              <w:pStyle w:val="StyleTabletextBoldCentered"/>
-              <w:spacing w:lineRule="auto" w:line="240" w:before="0" w:after="120"/>
-              <w:rPr>
-                <w:rFonts w:ascii="Times New Roman" w:hAnsi="Times New Roman"/>
-                <w:b w:val="false"/>
-                <w:bCs w:val="false"/>
-                <w:i/>
-                <w:color w:val="0000FF"/>
-                <w:sz w:val="26"/>
-                <w:szCs w:val="26"/>
-              </w:rPr>
-            </w:pPr>
-            <w:r>
-              <w:rPr>
-                <w:rFonts w:ascii="Times New Roman" w:hAnsi="Times New Roman"/>
-                <w:b w:val="false"/>
-                <w:bCs w:val="false"/>
-                <w:i/>
-                <w:color w:val="0000FF"/>
-                <w:kern w:val="0"/>
-                <w:sz w:val="26"/>
-                <w:szCs w:val="26"/>
-                <w:lang w:val="en-US" w:eastAsia="en-US" w:bidi="ar-SA"/>
-              </w:rPr>
+            <w:r>
+              <w:t>Tư vấn &amp; Gợi ý Căn hộ Bằng Ngôn ngữ Tự nhiên (GenAI)</w:t>
             </w:r>
           </w:p>
         </w:tc>
@@ -3989,29 +3531,8 @@
             <w:tcBorders/>
           </w:tcPr>
           <w:p>
-            <w:pPr>
-              <w:pStyle w:val="Normal"/>
-              <w:widowControl/>
-              <w:spacing w:lineRule="auto" w:line="240" w:before="0" w:after="120"/>
-              <w:jc w:val="start"/>
-              <w:rPr>
-                <w:rFonts w:ascii="Times New Roman" w:hAnsi="Times New Roman" w:cs="Times New Roman"/>
-                <w:i/>
-                <w:color w:val="0000FF"/>
-                <w:sz w:val="26"/>
-                <w:szCs w:val="26"/>
-              </w:rPr>
-            </w:pPr>
-            <w:r>
-              <w:rPr>
-                <w:rFonts w:eastAsia="Calibri" w:cs="Times New Roman" w:ascii="Times New Roman" w:hAnsi="Times New Roman"/>
-                <w:i/>
-                <w:color w:val="0000FF"/>
-                <w:kern w:val="0"/>
-                <w:sz w:val="26"/>
-                <w:szCs w:val="26"/>
-                <w:lang w:val="en-US" w:eastAsia="en-US" w:bidi="ar-SA"/>
-              </w:rPr>
+            <w:r>
+              <w:t>Người Thuê, GenAI</w:t>
             </w:r>
           </w:p>
         </w:tc>
@@ -4021,25 +3542,8 @@
             <w:tcBorders/>
           </w:tcPr>
           <w:p>
-            <w:pPr>
-              <w:pStyle w:val="Normal"/>
-              <w:widowControl/>
-              <w:spacing w:lineRule="auto" w:line="240" w:before="0" w:after="120"/>
-              <w:jc w:val="start"/>
-              <w:rPr>
-                <w:rFonts w:ascii="Times New Roman" w:hAnsi="Times New Roman" w:cs="Times New Roman"/>
-                <w:sz w:val="26"/>
-                <w:szCs w:val="26"/>
-              </w:rPr>
-            </w:pPr>
-            <w:r>
-              <w:rPr>
-                <w:rFonts w:eastAsia="Calibri" w:cs="Times New Roman" w:ascii="Times New Roman" w:hAnsi="Times New Roman"/>
-                <w:kern w:val="0"/>
-                <w:sz w:val="26"/>
-                <w:szCs w:val="26"/>
-                <w:lang w:val="en-US" w:eastAsia="en-US" w:bidi="ar-SA"/>
-              </w:rPr>
+            <w:r>
+              <w:t>Cao</w:t>
             </w:r>
           </w:p>
         </w:tc>
@@ -4052,29 +3556,8 @@
             <w:tcBorders/>
           </w:tcPr>
           <w:p>
-            <w:pPr>
-              <w:pStyle w:val="Normal"/>
-              <w:widowControl/>
-              <w:spacing w:lineRule="auto" w:line="240" w:before="0" w:after="120"/>
-              <w:jc w:val="start"/>
-              <w:rPr>
-                <w:rFonts w:ascii="Times New Roman" w:hAnsi="Times New Roman" w:cs="Times New Roman"/>
-                <w:i/>
-                <w:color w:val="0000FF"/>
-                <w:sz w:val="26"/>
-                <w:szCs w:val="26"/>
-              </w:rPr>
-            </w:pPr>
-            <w:r>
-              <w:rPr>
-                <w:rFonts w:eastAsia="Calibri" w:cs="Times New Roman" w:ascii="Times New Roman" w:hAnsi="Times New Roman"/>
-                <w:i/>
-                <w:color w:val="0000FF"/>
-                <w:kern w:val="0"/>
-                <w:sz w:val="26"/>
-                <w:szCs w:val="26"/>
-                <w:lang w:val="en-US" w:eastAsia="en-US" w:bidi="ar-SA"/>
-              </w:rPr>
+            <w:r>
+              <w:t>3</w:t>
             </w:r>
           </w:p>
         </w:tc>
@@ -4084,29 +3567,8 @@
             <w:tcBorders/>
           </w:tcPr>
           <w:p>
-            <w:pPr>
-              <w:pStyle w:val="Normal"/>
-              <w:widowControl/>
-              <w:spacing w:lineRule="auto" w:line="240" w:before="0" w:after="120"/>
-              <w:jc w:val="start"/>
-              <w:rPr>
-                <w:rFonts w:ascii="Times New Roman" w:hAnsi="Times New Roman" w:cs="Times New Roman"/>
-                <w:i/>
-                <w:color w:val="0000FF"/>
-                <w:sz w:val="26"/>
-                <w:szCs w:val="26"/>
-              </w:rPr>
-            </w:pPr>
-            <w:r>
-              <w:rPr>
-                <w:rFonts w:eastAsia="Calibri" w:cs="Times New Roman" w:ascii="Times New Roman" w:hAnsi="Times New Roman"/>
-                <w:i/>
-                <w:color w:val="0000FF"/>
-                <w:kern w:val="0"/>
-                <w:sz w:val="26"/>
-                <w:szCs w:val="26"/>
-                <w:lang w:val="en-US" w:eastAsia="en-US" w:bidi="ar-SA"/>
-              </w:rPr>
+            <w:r>
+              <w:t>UC003</w:t>
             </w:r>
           </w:p>
         </w:tc>
@@ -4116,31 +3578,8 @@
             <w:tcBorders/>
           </w:tcPr>
           <w:p>
-            <w:pPr>
-              <w:pStyle w:val="StyleTabletextBoldCentered"/>
-              <w:spacing w:lineRule="auto" w:line="240" w:before="0" w:after="120"/>
-              <w:rPr>
-                <w:rFonts w:ascii="Times New Roman" w:hAnsi="Times New Roman"/>
-                <w:b w:val="false"/>
-                <w:bCs w:val="false"/>
-                <w:i/>
-                <w:color w:val="0000FF"/>
-                <w:sz w:val="26"/>
-                <w:szCs w:val="26"/>
-              </w:rPr>
-            </w:pPr>
-            <w:r>
-              <w:rPr>
-                <w:rFonts w:ascii="Times New Roman" w:hAnsi="Times New Roman"/>
-                <w:b w:val="false"/>
-                <w:bCs w:val="false"/>
-                <w:i/>
-                <w:color w:val="0000FF"/>
-                <w:kern w:val="0"/>
-                <w:sz w:val="26"/>
-                <w:szCs w:val="26"/>
-                <w:lang w:val="en-US" w:eastAsia="en-US" w:bidi="ar-SA"/>
-              </w:rPr>
+            <w:r>
+              <w:t>So Sánh Đa Chiều (Radar Chart 5 trục)</w:t>
             </w:r>
           </w:p>
         </w:tc>
@@ -4150,29 +3589,8 @@
             <w:tcBorders/>
           </w:tcPr>
           <w:p>
-            <w:pPr>
-              <w:pStyle w:val="Normal"/>
-              <w:widowControl/>
-              <w:spacing w:lineRule="auto" w:line="240" w:before="0" w:after="120"/>
-              <w:jc w:val="start"/>
-              <w:rPr>
-                <w:rFonts w:ascii="Times New Roman" w:hAnsi="Times New Roman" w:cs="Times New Roman"/>
-                <w:i/>
-                <w:color w:val="0000FF"/>
-                <w:sz w:val="26"/>
-                <w:szCs w:val="26"/>
-              </w:rPr>
-            </w:pPr>
-            <w:r>
-              <w:rPr>
-                <w:rFonts w:eastAsia="Calibri" w:cs="Times New Roman" w:ascii="Times New Roman" w:hAnsi="Times New Roman"/>
-                <w:i/>
-                <w:color w:val="0000FF"/>
-                <w:kern w:val="0"/>
-                <w:sz w:val="26"/>
-                <w:szCs w:val="26"/>
-                <w:lang w:val="en-US" w:eastAsia="en-US" w:bidi="ar-SA"/>
-              </w:rPr>
+            <w:r>
+              <w:t>Người Thuê</w:t>
             </w:r>
           </w:p>
         </w:tc>
@@ -4182,25 +3600,476 @@
             <w:tcBorders/>
           </w:tcPr>
           <w:p>
-            <w:pPr>
-              <w:pStyle w:val="Normal"/>
-              <w:widowControl/>
-              <w:spacing w:lineRule="auto" w:line="240" w:before="0" w:after="120"/>
-              <w:jc w:val="start"/>
-              <w:rPr>
-                <w:rFonts w:ascii="Times New Roman" w:hAnsi="Times New Roman" w:cs="Times New Roman"/>
-                <w:sz w:val="26"/>
-                <w:szCs w:val="26"/>
-              </w:rPr>
-            </w:pPr>
-            <w:r>
-              <w:rPr>
-                <w:rFonts w:eastAsia="Calibri" w:cs="Times New Roman" w:ascii="Times New Roman" w:hAnsi="Times New Roman"/>
-                <w:kern w:val="0"/>
-                <w:sz w:val="26"/>
-                <w:szCs w:val="26"/>
-                <w:lang w:val="en-US" w:eastAsia="en-US" w:bidi="ar-SA"/>
-              </w:rPr>
+            <w:r>
+              <w:t>Cao</w:t>
+            </w:r>
+          </w:p>
+        </w:tc>
+      </w:tr>
+      <w:tr>
+        <w:tc>
+          <w:tcPr>
+            <w:tcW w:type="dxa" w:w="974"/>
+          </w:tcPr>
+          <w:p>
+            <w:r>
+              <w:t>4</w:t>
+            </w:r>
+          </w:p>
+        </w:tc>
+        <w:tc>
+          <w:tcPr>
+            <w:tcW w:type="dxa" w:w="1709"/>
+          </w:tcPr>
+          <w:p>
+            <w:r>
+              <w:t>UC004</w:t>
+            </w:r>
+          </w:p>
+        </w:tc>
+        <w:tc>
+          <w:tcPr>
+            <w:tcW w:type="dxa" w:w="3160"/>
+          </w:tcPr>
+          <w:p>
+            <w:r>
+              <w:t>Nhắn Tin Smart Action Chips &amp; Đặt Lịch Xem Phòng</w:t>
+            </w:r>
+          </w:p>
+        </w:tc>
+        <w:tc>
+          <w:tcPr>
+            <w:tcW w:type="dxa" w:w="1774"/>
+          </w:tcPr>
+          <w:p>
+            <w:r>
+              <w:t>Người Thuê, Chủ Nhà</w:t>
+            </w:r>
+          </w:p>
+        </w:tc>
+        <w:tc>
+          <w:tcPr>
+            <w:tcW w:type="dxa" w:w="1454"/>
+          </w:tcPr>
+          <w:p>
+            <w:r>
+              <w:t>Cao</w:t>
+            </w:r>
+          </w:p>
+        </w:tc>
+      </w:tr>
+      <w:tr>
+        <w:tc>
+          <w:tcPr>
+            <w:tcW w:type="dxa" w:w="974"/>
+          </w:tcPr>
+          <w:p>
+            <w:r>
+              <w:t>5</w:t>
+            </w:r>
+          </w:p>
+        </w:tc>
+        <w:tc>
+          <w:tcPr>
+            <w:tcW w:type="dxa" w:w="1709"/>
+          </w:tcPr>
+          <w:p>
+            <w:r>
+              <w:t>UC005</w:t>
+            </w:r>
+          </w:p>
+        </w:tc>
+        <w:tc>
+          <w:tcPr>
+            <w:tcW w:type="dxa" w:w="3160"/>
+          </w:tcPr>
+          <w:p>
+            <w:r>
+              <w:t>Ký Hợp Đồng Điện Tử E-Sign &amp; Đặt Cọc Bảo Chứng Escrow</w:t>
+            </w:r>
+          </w:p>
+        </w:tc>
+        <w:tc>
+          <w:tcPr>
+            <w:tcW w:type="dxa" w:w="1774"/>
+          </w:tcPr>
+          <w:p>
+            <w:r>
+              <w:t>Người Thuê, Chủ Nhà</w:t>
+            </w:r>
+          </w:p>
+        </w:tc>
+        <w:tc>
+          <w:tcPr>
+            <w:tcW w:type="dxa" w:w="1454"/>
+          </w:tcPr>
+          <w:p>
+            <w:r>
+              <w:t>Cao</w:t>
+            </w:r>
+          </w:p>
+        </w:tc>
+      </w:tr>
+      <w:tr>
+        <w:tc>
+          <w:tcPr>
+            <w:tcW w:type="dxa" w:w="974"/>
+          </w:tcPr>
+          <w:p>
+            <w:r>
+              <w:t>6</w:t>
+            </w:r>
+          </w:p>
+        </w:tc>
+        <w:tc>
+          <w:tcPr>
+            <w:tcW w:type="dxa" w:w="1709"/>
+          </w:tcPr>
+          <w:p>
+            <w:r>
+              <w:t>UC006</w:t>
+            </w:r>
+          </w:p>
+        </w:tc>
+        <w:tc>
+          <w:tcPr>
+            <w:tcW w:type="dxa" w:w="3160"/>
+          </w:tcPr>
+          <w:p>
+            <w:r>
+              <w:t>Biên Bản Bàn Giao Căn Hộ 15 Mục Kèm Ảnh Đối Chiếu</w:t>
+            </w:r>
+          </w:p>
+        </w:tc>
+        <w:tc>
+          <w:tcPr>
+            <w:tcW w:type="dxa" w:w="1774"/>
+          </w:tcPr>
+          <w:p>
+            <w:r>
+              <w:t>Người Thuê, Chủ Nhà</w:t>
+            </w:r>
+          </w:p>
+        </w:tc>
+        <w:tc>
+          <w:tcPr>
+            <w:tcW w:type="dxa" w:w="1454"/>
+          </w:tcPr>
+          <w:p>
+            <w:r>
+              <w:t>Trung bình</w:t>
+            </w:r>
+          </w:p>
+        </w:tc>
+      </w:tr>
+      <w:tr>
+        <w:tc>
+          <w:tcPr>
+            <w:tcW w:type="dxa" w:w="974"/>
+          </w:tcPr>
+          <w:p>
+            <w:r>
+              <w:t>7</w:t>
+            </w:r>
+          </w:p>
+        </w:tc>
+        <w:tc>
+          <w:tcPr>
+            <w:tcW w:type="dxa" w:w="1709"/>
+          </w:tcPr>
+          <w:p>
+            <w:r>
+              <w:t>UC007</w:t>
+            </w:r>
+          </w:p>
+        </w:tc>
+        <w:tc>
+          <w:tcPr>
+            <w:tcW w:type="dxa" w:w="3160"/>
+          </w:tcPr>
+          <w:p>
+            <w:r>
+              <w:t>Cẩm Nang Khu Vực &amp; Giả Lập Tuyến Đường Đi Làm</w:t>
+            </w:r>
+          </w:p>
+        </w:tc>
+        <w:tc>
+          <w:tcPr>
+            <w:tcW w:type="dxa" w:w="1774"/>
+          </w:tcPr>
+          <w:p>
+            <w:r>
+              <w:t>Người Thuê</w:t>
+            </w:r>
+          </w:p>
+        </w:tc>
+        <w:tc>
+          <w:tcPr>
+            <w:tcW w:type="dxa" w:w="1454"/>
+          </w:tcPr>
+          <w:p>
+            <w:r>
+              <w:t>Trung bình</w:t>
+            </w:r>
+          </w:p>
+        </w:tc>
+      </w:tr>
+      <w:tr>
+        <w:tc>
+          <w:tcPr>
+            <w:tcW w:type="dxa" w:w="974"/>
+          </w:tcPr>
+          <w:p>
+            <w:r>
+              <w:t>8</w:t>
+            </w:r>
+          </w:p>
+        </w:tc>
+        <w:tc>
+          <w:tcPr>
+            <w:tcW w:type="dxa" w:w="1709"/>
+          </w:tcPr>
+          <w:p>
+            <w:r>
+              <w:t>UC008</w:t>
+            </w:r>
+          </w:p>
+        </w:tc>
+        <w:tc>
+          <w:tcPr>
+            <w:tcW w:type="dxa" w:w="3160"/>
+          </w:tcPr>
+          <w:p>
+            <w:r>
+              <w:t>Tour Tham Quan Thực Tế Ảo 360 Độ (Virtual Tour 3D)</w:t>
+            </w:r>
+          </w:p>
+        </w:tc>
+        <w:tc>
+          <w:tcPr>
+            <w:tcW w:type="dxa" w:w="1774"/>
+          </w:tcPr>
+          <w:p>
+            <w:r>
+              <w:t>Người Thuê</w:t>
+            </w:r>
+          </w:p>
+        </w:tc>
+        <w:tc>
+          <w:tcPr>
+            <w:tcW w:type="dxa" w:w="1454"/>
+          </w:tcPr>
+          <w:p>
+            <w:r>
+              <w:t>Trung bình</w:t>
+            </w:r>
+          </w:p>
+        </w:tc>
+      </w:tr>
+      <w:tr>
+        <w:tc>
+          <w:tcPr>
+            <w:tcW w:type="dxa" w:w="974"/>
+          </w:tcPr>
+          <w:p>
+            <w:r>
+              <w:t>9</w:t>
+            </w:r>
+          </w:p>
+        </w:tc>
+        <w:tc>
+          <w:tcPr>
+            <w:tcW w:type="dxa" w:w="1709"/>
+          </w:tcPr>
+          <w:p>
+            <w:r>
+              <w:t>UC009</w:t>
+            </w:r>
+          </w:p>
+        </w:tc>
+        <w:tc>
+          <w:tcPr>
+            <w:tcW w:type="dxa" w:w="3160"/>
+          </w:tcPr>
+          <w:p>
+            <w:r>
+              <w:t>Đăng Tin Tự Động Bằng AI (Smart Listing Creator)</w:t>
+            </w:r>
+          </w:p>
+        </w:tc>
+        <w:tc>
+          <w:tcPr>
+            <w:tcW w:type="dxa" w:w="1774"/>
+          </w:tcPr>
+          <w:p>
+            <w:r>
+              <w:t>Chủ Nhà, GenAI</w:t>
+            </w:r>
+          </w:p>
+        </w:tc>
+        <w:tc>
+          <w:tcPr>
+            <w:tcW w:type="dxa" w:w="1454"/>
+          </w:tcPr>
+          <w:p>
+            <w:r>
+              <w:t>Cao</w:t>
+            </w:r>
+          </w:p>
+        </w:tc>
+      </w:tr>
+      <w:tr>
+        <w:tc>
+          <w:tcPr>
+            <w:tcW w:type="dxa" w:w="974"/>
+          </w:tcPr>
+          <w:p>
+            <w:r>
+              <w:t>10</w:t>
+            </w:r>
+          </w:p>
+        </w:tc>
+        <w:tc>
+          <w:tcPr>
+            <w:tcW w:type="dxa" w:w="1709"/>
+          </w:tcPr>
+          <w:p>
+            <w:r>
+              <w:t>UC010</w:t>
+            </w:r>
+          </w:p>
+        </w:tc>
+        <w:tc>
+          <w:tcPr>
+            <w:tcW w:type="dxa" w:w="3160"/>
+          </w:tcPr>
+          <w:p>
+            <w:r>
+              <w:t>Quản Lý Phòng, Sơ Đồ Tầng &amp; Hóa Đơn Thu Tiền</w:t>
+            </w:r>
+          </w:p>
+        </w:tc>
+        <w:tc>
+          <w:tcPr>
+            <w:tcW w:type="dxa" w:w="1774"/>
+          </w:tcPr>
+          <w:p>
+            <w:r>
+              <w:t>Chủ Nhà</w:t>
+            </w:r>
+          </w:p>
+        </w:tc>
+        <w:tc>
+          <w:tcPr>
+            <w:tcW w:type="dxa" w:w="1454"/>
+          </w:tcPr>
+          <w:p>
+            <w:r>
+              <w:t>Cao</w:t>
+            </w:r>
+          </w:p>
+        </w:tc>
+      </w:tr>
+      <w:tr>
+        <w:tc>
+          <w:tcPr>
+            <w:tcW w:type="dxa" w:w="974"/>
+          </w:tcPr>
+          <w:p>
+            <w:r>
+              <w:t>11</w:t>
+            </w:r>
+          </w:p>
+        </w:tc>
+        <w:tc>
+          <w:tcPr>
+            <w:tcW w:type="dxa" w:w="1709"/>
+          </w:tcPr>
+          <w:p>
+            <w:r>
+              <w:t>UC011</w:t>
+            </w:r>
+          </w:p>
+        </w:tc>
+        <w:tc>
+          <w:tcPr>
+            <w:tcW w:type="dxa" w:w="3160"/>
+          </w:tcPr>
+          <w:p>
+            <w:r>
+              <w:t>Quản Trị Sức Khỏe Sàn &amp; Kiểm Duyệt Tin Đăng</w:t>
+            </w:r>
+          </w:p>
+        </w:tc>
+        <w:tc>
+          <w:tcPr>
+            <w:tcW w:type="dxa" w:w="1774"/>
+          </w:tcPr>
+          <w:p>
+            <w:r>
+              <w:t>Quản Trị Viên</w:t>
+            </w:r>
+          </w:p>
+        </w:tc>
+        <w:tc>
+          <w:tcPr>
+            <w:tcW w:type="dxa" w:w="1454"/>
+          </w:tcPr>
+          <w:p>
+            <w:r>
+              <w:t>Cao</w:t>
+            </w:r>
+          </w:p>
+        </w:tc>
+      </w:tr>
+      <w:tr>
+        <w:tc>
+          <w:tcPr>
+            <w:tcW w:type="dxa" w:w="974"/>
+          </w:tcPr>
+          <w:p>
+            <w:r>
+              <w:t>12</w:t>
+            </w:r>
+          </w:p>
+        </w:tc>
+        <w:tc>
+          <w:tcPr>
+            <w:tcW w:type="dxa" w:w="1709"/>
+          </w:tcPr>
+          <w:p>
+            <w:r>
+              <w:t>UC012</w:t>
+            </w:r>
+          </w:p>
+        </w:tc>
+        <w:tc>
+          <w:tcPr>
+            <w:tcW w:type="dxa" w:w="3160"/>
+          </w:tcPr>
+          <w:p>
+            <w:r>
+              <w:t>Điều Khiển IoT Smart Home &amp; Yêu Cầu Sửa Chữa</w:t>
+            </w:r>
+          </w:p>
+        </w:tc>
+        <w:tc>
+          <w:tcPr>
+            <w:tcW w:type="dxa" w:w="1774"/>
+          </w:tcPr>
+          <w:p>
+            <w:r>
+              <w:t>Cư Dân</w:t>
+            </w:r>
+          </w:p>
+        </w:tc>
+        <w:tc>
+          <w:tcPr>
+            <w:tcW w:type="dxa" w:w="1454"/>
+          </w:tcPr>
+          <w:p>
+            <w:r>
+              <w:t>Trung bình</w:t>
             </w:r>
           </w:p>
         </w:tc>
@@ -4457,40 +4326,8 @@
             <w:tcBorders/>
           </w:tcPr>
           <w:p>
-            <w:pPr>
-              <w:pStyle w:val="Normal"/>
-              <w:widowControl/>
-              <w:spacing w:lineRule="auto" w:line="240" w:before="0" w:after="120"/>
-              <w:jc w:val="start"/>
-              <w:rPr>
-                <w:rFonts w:ascii="Times New Roman" w:hAnsi="Times New Roman" w:cs="Times New Roman"/>
-                <w:b/>
-                <w:sz w:val="26"/>
-                <w:szCs w:val="26"/>
-              </w:rPr>
-            </w:pPr>
-            <w:r>
-              <w:rPr>
-                <w:rFonts w:eastAsia="Calibri" w:cs="Times New Roman" w:ascii="Times New Roman" w:hAnsi="Times New Roman"/>
-                <w:b/>
-                <w:kern w:val="0"/>
-                <w:sz w:val="26"/>
-                <w:szCs w:val="26"/>
-                <w:lang w:val="en-US" w:eastAsia="en-US" w:bidi="ar-SA"/>
-              </w:rPr>
-              <w:t xml:space="preserve">Use case: </w:t>
-            </w:r>
-            <w:r>
-              <w:rPr>
-                <w:rFonts w:eastAsia="Calibri" w:cs="Times New Roman" w:ascii="Times New Roman" w:hAnsi="Times New Roman"/>
-                <w:i/>
-                <w:color w:val="0000FF"/>
-                <w:kern w:val="0"/>
-                <w:sz w:val="26"/>
-                <w:szCs w:val="26"/>
-                <w:lang w:val="en-US" w:eastAsia="en-US" w:bidi="ar-SA"/>
-              </w:rPr>
-              <w:t>{Mã use case_Tên use case}</w:t>
+            <w:r>
+              <w:t>UC001: Tìm kiếm Căn hộ Thông minh &amp; Bản Đồ PCCC/Ngập lụt</w:t>
             </w:r>
           </w:p>
         </w:tc>
@@ -4532,26 +4369,8 @@
             <w:tcBorders/>
           </w:tcPr>
           <w:p>
-            <w:pPr>
-              <w:pStyle w:val="InfoBlue"/>
-              <w:widowControl/>
-              <w:spacing w:lineRule="auto" w:line="240" w:before="0" w:after="120"/>
-              <w:jc w:val="start"/>
-              <w:rPr>
-                <w:rFonts w:ascii="Times New Roman" w:hAnsi="Times New Roman"/>
-                <w:sz w:val="26"/>
-                <w:szCs w:val="26"/>
-              </w:rPr>
-            </w:pPr>
-            <w:r>
-              <w:rPr>
-                <w:rFonts w:ascii="Times New Roman" w:hAnsi="Times New Roman"/>
-                <w:kern w:val="0"/>
-                <w:sz w:val="26"/>
-                <w:szCs w:val="26"/>
-                <w:lang w:val="en-US" w:eastAsia="en-US" w:bidi="ar-SA"/>
-              </w:rPr>
-              <w:t>&lt;Kết quả cần đạt được của Use case&gt;.</w:t>
+            <w:r>
+              <w:t>Tìm kiếm căn hộ theo chi phí thật, khu vực và trực quan hóa rủi ro an toàn.</w:t>
             </w:r>
           </w:p>
         </w:tc>
@@ -4593,26 +4412,8 @@
             <w:tcBorders/>
           </w:tcPr>
           <w:p>
-            <w:pPr>
-              <w:pStyle w:val="InfoBlue"/>
-              <w:widowControl/>
-              <w:spacing w:lineRule="auto" w:line="240" w:before="0" w:after="120"/>
-              <w:jc w:val="start"/>
-              <w:rPr>
-                <w:rFonts w:ascii="Times New Roman" w:hAnsi="Times New Roman"/>
-                <w:sz w:val="26"/>
-                <w:szCs w:val="26"/>
-              </w:rPr>
-            </w:pPr>
-            <w:r>
-              <w:rPr>
-                <w:rFonts w:ascii="Times New Roman" w:hAnsi="Times New Roman"/>
-                <w:kern w:val="0"/>
-                <w:sz w:val="26"/>
-                <w:szCs w:val="26"/>
-                <w:lang w:val="en-US" w:eastAsia="en-US" w:bidi="ar-SA"/>
-              </w:rPr>
-              <w:t>&lt;Mô tả chi tiết use case, vai trò của Use case&gt;</w:t>
+            <w:r>
+              <w:t>Cho phép người thuê lọc căn hộ theo ngân sách True Cost, vị trí và kiểm tra lớp dữ liệu PCCC/ngập lụt trước khi quyết định thuê.</w:t>
             </w:r>
           </w:p>
         </w:tc>
@@ -4654,26 +4455,8 @@
             <w:tcBorders/>
           </w:tcPr>
           <w:p>
-            <w:pPr>
-              <w:pStyle w:val="InfoBlue"/>
-              <w:widowControl/>
-              <w:spacing w:lineRule="auto" w:line="240" w:before="0" w:after="120"/>
-              <w:jc w:val="start"/>
-              <w:rPr>
-                <w:rFonts w:ascii="Times New Roman" w:hAnsi="Times New Roman"/>
-                <w:sz w:val="26"/>
-                <w:szCs w:val="26"/>
-              </w:rPr>
-            </w:pPr>
-            <w:r>
-              <w:rPr>
-                <w:rFonts w:ascii="Times New Roman" w:hAnsi="Times New Roman"/>
-                <w:kern w:val="0"/>
-                <w:sz w:val="26"/>
-                <w:szCs w:val="26"/>
-                <w:lang w:val="en-US" w:eastAsia="en-US" w:bidi="ar-SA"/>
-              </w:rPr>
-              <w:t>&lt;Các tác nhân tác động đến Use case&gt;</w:t>
+            <w:r>
+              <w:t>Người Thuê (Tenant)</w:t>
             </w:r>
           </w:p>
         </w:tc>
@@ -4715,26 +4498,8 @@
             <w:tcBorders/>
           </w:tcPr>
           <w:p>
-            <w:pPr>
-              <w:pStyle w:val="InfoBlue"/>
-              <w:widowControl/>
-              <w:spacing w:lineRule="auto" w:line="240" w:before="0" w:after="120"/>
-              <w:jc w:val="start"/>
-              <w:rPr>
-                <w:rFonts w:ascii="Times New Roman" w:hAnsi="Times New Roman"/>
-                <w:sz w:val="26"/>
-                <w:szCs w:val="26"/>
-              </w:rPr>
-            </w:pPr>
-            <w:r>
-              <w:rPr>
-                <w:rFonts w:ascii="Times New Roman" w:hAnsi="Times New Roman"/>
-                <w:kern w:val="0"/>
-                <w:sz w:val="26"/>
-                <w:szCs w:val="26"/>
-                <w:lang w:val="en-US" w:eastAsia="en-US" w:bidi="ar-SA"/>
-              </w:rPr>
-              <w:t>&lt;Các điều kiện cần phải thực hiện trước khi thực hiện Use Case&gt;.</w:t>
+            <w:r>
+              <w:t>Người dùng truy cập vào trang Tìm kiếm hoặc Bản đồ trên ứng dụng HAVEN.</w:t>
             </w:r>
           </w:p>
         </w:tc>
@@ -4776,26 +4541,8 @@
             <w:tcBorders/>
           </w:tcPr>
           <w:p>
-            <w:pPr>
-              <w:pStyle w:val="InfoBlue"/>
-              <w:widowControl/>
-              <w:spacing w:lineRule="auto" w:line="240" w:before="0" w:after="120"/>
-              <w:jc w:val="start"/>
-              <w:rPr>
-                <w:rFonts w:ascii="Times New Roman" w:hAnsi="Times New Roman"/>
-                <w:sz w:val="26"/>
-                <w:szCs w:val="26"/>
-              </w:rPr>
-            </w:pPr>
-            <w:r>
-              <w:rPr>
-                <w:rFonts w:ascii="Times New Roman" w:hAnsi="Times New Roman"/>
-                <w:kern w:val="0"/>
-                <w:sz w:val="26"/>
-                <w:szCs w:val="26"/>
-                <w:lang w:val="en-US" w:eastAsia="en-US" w:bidi="ar-SA"/>
-              </w:rPr>
-              <w:t>&lt;Kết quả thu được sau khi thực hiện đúng &amp;  kết thúc Use case&gt;.</w:t>
+            <w:r>
+              <w:t>Danh sách căn hộ phù hợp được hiển thị trực quan kèm chiết tính True Cost và chỉ số an toàn.</w:t>
             </w:r>
           </w:p>
         </w:tc>
@@ -4837,26 +4584,16 @@
             <w:tcBorders/>
           </w:tcPr>
           <w:p>
-            <w:pPr>
-              <w:pStyle w:val="InfoBlue"/>
-              <w:widowControl/>
-              <w:spacing w:lineRule="auto" w:line="240" w:before="0" w:after="120"/>
-              <w:jc w:val="start"/>
-              <w:rPr>
-                <w:rFonts w:ascii="Times New Roman" w:hAnsi="Times New Roman"/>
-                <w:sz w:val="26"/>
-                <w:szCs w:val="26"/>
-              </w:rPr>
-            </w:pPr>
-            <w:r>
-              <w:rPr>
-                <w:rFonts w:ascii="Times New Roman" w:hAnsi="Times New Roman"/>
-                <w:kern w:val="0"/>
-                <w:sz w:val="26"/>
-                <w:szCs w:val="26"/>
-                <w:lang w:val="en-US" w:eastAsia="en-US" w:bidi="ar-SA"/>
-              </w:rPr>
-              <w:t>&lt;Các luồng sự kiện chính, thành công của Use case theo trình tự thời gian&gt;</w:t>
+            <w:r>
+              <w:t>1. Người thuê chọn thành phố/quận và khoảng giá True Cost.</w:t>
+              <w:br/>
+              <w:t>2. Người thuê bật các tiêu chí nâng cao (PCCC đạt chuẩn, không ngập, có chỗ đỗ ô tô).</w:t>
+              <w:br/>
+              <w:t>3. Hệ thống lọc và hiển thị danh sách căn hộ theo thời gian thực.</w:t>
+              <w:br/>
+              <w:t>4. Người thuê chuyển sang tab Bản đồ để xem lớp rủi ro ngập lụt và hồ sơ PCCC.</w:t>
+              <w:br/>
+              <w:t>5. Người thuê bấm vào căn hộ để xem chi tiết hoặc thêm vào danh sách so sánh.</w:t>
             </w:r>
           </w:p>
         </w:tc>
@@ -4898,26 +4635,10 @@
             <w:tcBorders/>
           </w:tcPr>
           <w:p>
-            <w:pPr>
-              <w:pStyle w:val="InfoBlue"/>
-              <w:widowControl/>
-              <w:spacing w:lineRule="auto" w:line="240" w:before="0" w:after="120"/>
-              <w:jc w:val="start"/>
-              <w:rPr>
-                <w:rFonts w:ascii="Times New Roman" w:hAnsi="Times New Roman"/>
-                <w:sz w:val="26"/>
-                <w:szCs w:val="26"/>
-              </w:rPr>
-            </w:pPr>
-            <w:r>
-              <w:rPr>
-                <w:rFonts w:ascii="Times New Roman" w:hAnsi="Times New Roman"/>
-                <w:kern w:val="0"/>
-                <w:sz w:val="26"/>
-                <w:szCs w:val="26"/>
-                <w:lang w:val="en-US" w:eastAsia="en-US" w:bidi="ar-SA"/>
-              </w:rPr>
-              <w:t>&lt;Các luồng sự kiện ngoại lệ, không thành công của Use case theo trình tự thời gian&gt;</w:t>
+            <w:r>
+              <w:t>3a. Không tìm thấy căn hộ thỏa mãn mọi tiêu chí:</w:t>
+              <w:br/>
+              <w:t xml:space="preserve">  - Hệ thống gợi ý nới lỏng bán kính tìm kiếm hoặc khoảng giá để hiển thị các lựa chọn gần nhất.</w:t>
             </w:r>
           </w:p>
         </w:tc>
@@ -5153,40 +4874,8 @@
             <w:tcBorders/>
           </w:tcPr>
           <w:p>
-            <w:pPr>
-              <w:pStyle w:val="Normal"/>
-              <w:widowControl/>
-              <w:spacing w:lineRule="auto" w:line="240" w:before="0" w:after="120"/>
-              <w:jc w:val="start"/>
-              <w:rPr>
-                <w:rFonts w:ascii="Times New Roman" w:hAnsi="Times New Roman" w:cs="Times New Roman"/>
-                <w:b/>
-                <w:sz w:val="26"/>
-                <w:szCs w:val="26"/>
-              </w:rPr>
-            </w:pPr>
-            <w:r>
-              <w:rPr>
-                <w:rFonts w:eastAsia="Calibri" w:cs="Times New Roman" w:ascii="Times New Roman" w:hAnsi="Times New Roman"/>
-                <w:b/>
-                <w:kern w:val="0"/>
-                <w:sz w:val="26"/>
-                <w:szCs w:val="26"/>
-                <w:lang w:val="en-US" w:eastAsia="en-US" w:bidi="ar-SA"/>
-              </w:rPr>
-              <w:t xml:space="preserve">Use case: </w:t>
-            </w:r>
-            <w:r>
-              <w:rPr>
-                <w:rFonts w:eastAsia="Calibri" w:cs="Times New Roman" w:ascii="Times New Roman" w:hAnsi="Times New Roman"/>
-                <w:i/>
-                <w:color w:val="0000FF"/>
-                <w:kern w:val="0"/>
-                <w:sz w:val="26"/>
-                <w:szCs w:val="26"/>
-                <w:lang w:val="en-US" w:eastAsia="en-US" w:bidi="ar-SA"/>
-              </w:rPr>
-              <w:t>{Mã use case_Tên use case}</w:t>
+            <w:r>
+              <w:t>UC009: Đăng Tin Tự Động Bằng AI (Smart Listing Creator)</w:t>
             </w:r>
           </w:p>
         </w:tc>
@@ -5228,26 +4917,8 @@
             <w:tcBorders/>
           </w:tcPr>
           <w:p>
-            <w:pPr>
-              <w:pStyle w:val="InfoBlue"/>
-              <w:widowControl/>
-              <w:spacing w:lineRule="auto" w:line="240" w:before="0" w:after="120"/>
-              <w:jc w:val="start"/>
-              <w:rPr>
-                <w:rFonts w:ascii="Times New Roman" w:hAnsi="Times New Roman"/>
-                <w:sz w:val="26"/>
-                <w:szCs w:val="26"/>
-              </w:rPr>
-            </w:pPr>
-            <w:r>
-              <w:rPr>
-                <w:rFonts w:ascii="Times New Roman" w:hAnsi="Times New Roman"/>
-                <w:kern w:val="0"/>
-                <w:sz w:val="26"/>
-                <w:szCs w:val="26"/>
-                <w:lang w:val="en-US" w:eastAsia="en-US" w:bidi="ar-SA"/>
-              </w:rPr>
-              <w:t>&lt;Kết quả cần đạt được của Use case&gt;.</w:t>
+            <w:r>
+              <w:t>Tự động phân tích ảnh căn hộ và sinh nội dung bài đăng hoàn chỉnh.</w:t>
             </w:r>
           </w:p>
         </w:tc>
@@ -5289,26 +4960,8 @@
             <w:tcBorders/>
           </w:tcPr>
           <w:p>
-            <w:pPr>
-              <w:pStyle w:val="InfoBlue"/>
-              <w:widowControl/>
-              <w:spacing w:lineRule="auto" w:line="240" w:before="0" w:after="120"/>
-              <w:jc w:val="start"/>
-              <w:rPr>
-                <w:rFonts w:ascii="Times New Roman" w:hAnsi="Times New Roman"/>
-                <w:sz w:val="26"/>
-                <w:szCs w:val="26"/>
-              </w:rPr>
-            </w:pPr>
-            <w:r>
-              <w:rPr>
-                <w:rFonts w:ascii="Times New Roman" w:hAnsi="Times New Roman"/>
-                <w:kern w:val="0"/>
-                <w:sz w:val="26"/>
-                <w:szCs w:val="26"/>
-                <w:lang w:val="en-US" w:eastAsia="en-US" w:bidi="ar-SA"/>
-              </w:rPr>
-              <w:t>&lt;Mô tả chi tiết use case, vai trò của Use case&gt;</w:t>
+            <w:r>
+              <w:t>Chủ nhà tải ảnh căn hộ, AI phân tích nhận diện phòng, tự động soạn thảo tiêu đề, mô tả và gợi ý giá thuê chuẩn xác.</w:t>
             </w:r>
           </w:p>
         </w:tc>
@@ -5350,26 +5003,8 @@
             <w:tcBorders/>
           </w:tcPr>
           <w:p>
-            <w:pPr>
-              <w:pStyle w:val="InfoBlue"/>
-              <w:widowControl/>
-              <w:spacing w:lineRule="auto" w:line="240" w:before="0" w:after="120"/>
-              <w:jc w:val="start"/>
-              <w:rPr>
-                <w:rFonts w:ascii="Times New Roman" w:hAnsi="Times New Roman"/>
-                <w:sz w:val="26"/>
-                <w:szCs w:val="26"/>
-              </w:rPr>
-            </w:pPr>
-            <w:r>
-              <w:rPr>
-                <w:rFonts w:ascii="Times New Roman" w:hAnsi="Times New Roman"/>
-                <w:kern w:val="0"/>
-                <w:sz w:val="26"/>
-                <w:szCs w:val="26"/>
-                <w:lang w:val="en-US" w:eastAsia="en-US" w:bidi="ar-SA"/>
-              </w:rPr>
-              <w:t>&lt;Các tác nhân tác động đến Use case&gt;</w:t>
+            <w:r>
+              <w:t>Chủ Nhà (Landlord), Hệ thống Trí tuệ nhân tạo (GenAI Engine)</w:t>
             </w:r>
           </w:p>
         </w:tc>
@@ -5411,26 +5046,8 @@
             <w:tcBorders/>
           </w:tcPr>
           <w:p>
-            <w:pPr>
-              <w:pStyle w:val="InfoBlue"/>
-              <w:widowControl/>
-              <w:spacing w:lineRule="auto" w:line="240" w:before="0" w:after="120"/>
-              <w:jc w:val="start"/>
-              <w:rPr>
-                <w:rFonts w:ascii="Times New Roman" w:hAnsi="Times New Roman"/>
-                <w:sz w:val="26"/>
-                <w:szCs w:val="26"/>
-              </w:rPr>
-            </w:pPr>
-            <w:r>
-              <w:rPr>
-                <w:rFonts w:ascii="Times New Roman" w:hAnsi="Times New Roman"/>
-                <w:kern w:val="0"/>
-                <w:sz w:val="26"/>
-                <w:szCs w:val="26"/>
-                <w:lang w:val="en-US" w:eastAsia="en-US" w:bidi="ar-SA"/>
-              </w:rPr>
-              <w:t>&lt;Các điều kiện cần phải thực hiện trước khi thực hiện Use Case&gt;.</w:t>
+            <w:r>
+              <w:t>Chủ nhà đăng nhập vào giao diện quản trị phân hệ Chủ nhà.</w:t>
             </w:r>
           </w:p>
         </w:tc>
@@ -5472,26 +5089,8 @@
             <w:tcBorders/>
           </w:tcPr>
           <w:p>
-            <w:pPr>
-              <w:pStyle w:val="InfoBlue"/>
-              <w:widowControl/>
-              <w:spacing w:lineRule="auto" w:line="240" w:before="0" w:after="120"/>
-              <w:jc w:val="start"/>
-              <w:rPr>
-                <w:rFonts w:ascii="Times New Roman" w:hAnsi="Times New Roman"/>
-                <w:sz w:val="26"/>
-                <w:szCs w:val="26"/>
-              </w:rPr>
-            </w:pPr>
-            <w:r>
-              <w:rPr>
-                <w:rFonts w:ascii="Times New Roman" w:hAnsi="Times New Roman"/>
-                <w:kern w:val="0"/>
-                <w:sz w:val="26"/>
-                <w:szCs w:val="26"/>
-                <w:lang w:val="en-US" w:eastAsia="en-US" w:bidi="ar-SA"/>
-              </w:rPr>
-              <w:t>&lt;Kết quả thu được sau khi thực hiện đúng &amp;  kết thúc Use case&gt;.</w:t>
+            <w:r>
+              <w:t>Tin đăng được kiểm định chất lượng (&gt;90 điểm) và xuất bản lên sàn HAVEN với huy hiệu Verified.</w:t>
             </w:r>
           </w:p>
         </w:tc>
@@ -5533,26 +5132,16 @@
             <w:tcBorders/>
           </w:tcPr>
           <w:p>
-            <w:pPr>
-              <w:pStyle w:val="InfoBlue"/>
-              <w:widowControl/>
-              <w:spacing w:lineRule="auto" w:line="240" w:before="0" w:after="120"/>
-              <w:jc w:val="start"/>
-              <w:rPr>
-                <w:rFonts w:ascii="Times New Roman" w:hAnsi="Times New Roman"/>
-                <w:sz w:val="26"/>
-                <w:szCs w:val="26"/>
-              </w:rPr>
-            </w:pPr>
-            <w:r>
-              <w:rPr>
-                <w:rFonts w:ascii="Times New Roman" w:hAnsi="Times New Roman"/>
-                <w:kern w:val="0"/>
-                <w:sz w:val="26"/>
-                <w:szCs w:val="26"/>
-                <w:lang w:val="en-US" w:eastAsia="en-US" w:bidi="ar-SA"/>
-              </w:rPr>
-              <w:t>&lt;Các luồng sự kiện chính, thành công của Use case theo trình tự thời gian&gt;</w:t>
+            <w:r>
+              <w:t>1. Chủ nhà bấm nút 'Đăng Tin Mới Bằng AI'.</w:t>
+              <w:br/>
+              <w:t>2. Chủ nhà tải lên 3-8 bức ảnh thực tế và nhập diện tích/số phòng.</w:t>
+              <w:br/>
+              <w:t>3. Chủ nhà bấm 'Bắt Đầu Phân Tích &amp; Tự Động Soạn Tin Bằng AI'.</w:t>
+              <w:br/>
+              <w:t>4. AI phân tích ảnh và sinh tiêu đề SEO + mô tả + gợi ý giá.</w:t>
+              <w:br/>
+              <w:t>5. Chủ nhà xem xét gợi ý chất lượng và bấm 'Xác Nhận &amp; Xuất Bản'.</w:t>
             </w:r>
           </w:p>
         </w:tc>
@@ -5594,26 +5183,10 @@
             <w:tcBorders/>
           </w:tcPr>
           <w:p>
-            <w:pPr>
-              <w:pStyle w:val="InfoBlue"/>
-              <w:widowControl/>
-              <w:spacing w:lineRule="auto" w:line="240" w:before="0" w:after="120"/>
-              <w:jc w:val="start"/>
-              <w:rPr>
-                <w:rFonts w:ascii="Times New Roman" w:hAnsi="Times New Roman"/>
-                <w:sz w:val="26"/>
-                <w:szCs w:val="26"/>
-              </w:rPr>
-            </w:pPr>
-            <w:r>
-              <w:rPr>
-                <w:rFonts w:ascii="Times New Roman" w:hAnsi="Times New Roman"/>
-                <w:kern w:val="0"/>
-                <w:sz w:val="26"/>
-                <w:szCs w:val="26"/>
-                <w:lang w:val="en-US" w:eastAsia="en-US" w:bidi="ar-SA"/>
-              </w:rPr>
-              <w:t>&lt;Các luồng sự kiện ngoại lệ, không thành công của Use case theo trình tự thời gian&gt;</w:t>
+            <w:r>
+              <w:t>4a. Ảnh tải lên có độ phân giải kém hoặc trùng lặp:</w:t>
+              <w:br/>
+              <w:t xml:space="preserve">  - AI cảnh báo và yêu cầu chủ nhà bổ sung ảnh chụp thực tế rõ nét.</w:t>
             </w:r>
           </w:p>
         </w:tc>
@@ -8168,20 +7741,4 @@
   <CompanyFax/>
   <CompanyEmail/>
 </CoverPageProperties>
-</file>
-
-<file path=customXml/itemProps1.xml><?xml version="1.0" encoding="utf-8"?>
-<ds:datastoreItem xmlns:ds="http://schemas.openxmlformats.org/officeDocument/2006/customXml" ds:itemID="{CBCCD13C-1F62-4976-B9B4-F96C32626127}">
-  <ds:schemaRefs>
-    <ds:schemaRef ds:uri="http://schemas.openxmlformats.org/officeDocument/2006/bibliography"/>
-  </ds:schemaRefs>
-</ds:datastoreItem>
-</file>
-
-<file path=customXml/itemProps2.xml><?xml version="1.0" encoding="utf-8"?>
-<ds:datastoreItem xmlns:ds="http://schemas.openxmlformats.org/officeDocument/2006/customXml" ds:itemID="{55AF091B-3C7A-41E3-B477-F2FDAA23CFDA}">
-  <ds:schemaRefs>
-    <ds:schemaRef ds:uri="http://schemas.microsoft.com/office/2006/coverPageProps"/>
-  </ds:schemaRefs>
-</ds:datastoreItem>
 </file>